--- a/data/validation_samples/2026-04-24/coding_guide/English_Intervention_Coding_Guide.docx
+++ b/data/validation_samples/2026-04-24/coding_guide/English_Intervention_Coding_Guide.docx
@@ -541,7 +541,7 @@
         <w:spacing w:after="120" w:before="240"/>
       </w:pPr>
       <w:r>
-        <w:t xml:space="preserve">Known bug to watch for in two of the four files</w:t>
+        <w:t xml:space="preserve">Known bug, already pre-marked in two files</w:t>
       </w:r>
     </w:p>
     <w:p>
@@ -595,18 +595,7 @@
         <w:t xml:space="preserve">webe</w:t>
       </w:r>
       <w:r>
-        <w:t xml:space="preserve"> (instead of </w:t>
-      </w:r>
-      <w:r>
-        <w:rPr>
-          <w:rFonts w:ascii="Courier New" w:cs="Courier New" w:eastAsia="Courier New" w:hAnsi="Courier New"/>
-          <w:sz w:val="20"/>
-          <w:szCs w:val="20"/>
-        </w:rPr>
-        <w:t xml:space="preserve">we be</w:t>
-      </w:r>
-      <w:r>
-        <w:t xml:space="preserve">), </w:t>
+        <w:t xml:space="preserve">, </w:t>
       </w:r>
       <w:r>
         <w:rPr>
@@ -617,7 +606,7 @@
         <w:t xml:space="preserve">ben't</w:t>
       </w:r>
       <w:r>
-        <w:t xml:space="preserve"> (instead of </w:t>
+        <w:t xml:space="preserve">, </w:t>
       </w:r>
       <w:r>
         <w:rPr>
@@ -625,20 +614,41 @@
           <w:sz w:val="20"/>
           <w:szCs w:val="20"/>
         </w:rPr>
-        <w:t xml:space="preserve">be n't</w:t>
-      </w:r>
-      <w:r>
-        <w:t xml:space="preserve">). Mark any of these as </w:t>
+        <w:t xml:space="preserve">Hebeat</w:t>
+      </w:r>
+      <w:r>
+        <w:t xml:space="preserve">, </w:t>
+      </w:r>
+      <w:r>
+        <w:rPr>
+          <w:rFonts w:ascii="Courier New" w:cs="Courier New" w:eastAsia="Courier New" w:hAnsi="Courier New"/>
+          <w:sz w:val="20"/>
+          <w:szCs w:val="20"/>
+        </w:rPr>
+        <w:t xml:space="preserve">webeamus</w:t>
+      </w:r>
+      <w:r>
+        <w:t xml:space="preserve">, and so on. </w:t>
       </w:r>
       <w:r>
         <w:rPr>
           <w:b/>
           <w:bCs/>
         </w:rPr>
-        <w:t xml:space="preserve">incorrect</w:t>
-      </w:r>
-      <w:r>
-        <w:t xml:space="preserve">. You don't need notes for these — it's the same recognizable bug pattern, and we already know about it. The fix is ready and the corpus will be rebuilt; this guide is for the version with the bug still present.</w:t>
+        <w:t xml:space="preserve">We have already auto-marked every row containing one of these pseudo-words as ‘i’ (incorrect) with category_hit = ‘bug:contraction-glue’.</w:t>
+      </w:r>
+      <w:r>
+        <w:t xml:space="preserve"> Roughly 40–50% of the rows in Change 3 and Change 4 are already filled in. You can skim them to verify the bug is what we say it is, but you do not need to add a verdict to those rows. Focus your attention on the rows where the verdict column is </w:t>
+      </w:r>
+      <w:r>
+        <w:rPr>
+          <w:i/>
+          <w:iCs/>
+        </w:rPr>
+        <w:t xml:space="preserve">blank</w:t>
+      </w:r>
+      <w:r>
+        <w:t xml:space="preserve"> — those are the cases the auto-marker didn't recognize, and they're where your judgment matters.</w:t>
       </w:r>
     </w:p>
     <w:p>
@@ -4238,7 +4248,7 @@
           <w:b/>
           <w:bCs/>
         </w:rPr>
-        <w:t xml:space="preserve">Known bug in this file: </w:t>
+        <w:t xml:space="preserve">Known bug, already pre-marked: </w:t>
       </w:r>
       <w:r>
         <w:t xml:space="preserve">contractions like </w:t>
@@ -4274,7 +4284,7 @@
         <w:t xml:space="preserve">wasn't</w:t>
       </w:r>
       <w:r>
-        <w:t xml:space="preserve"> get glued to their replacements. You'll see pseudo-words like </w:t>
+        <w:t xml:space="preserve"> got glued to their replacements, producing pseudo-words like </w:t>
       </w:r>
       <w:r>
         <w:rPr>
@@ -4307,17 +4317,39 @@
         <w:t xml:space="preserve">ben't</w:t>
       </w:r>
       <w:r>
-        <w:t xml:space="preserve">. Mark all of these as </w:t>
+        <w:t xml:space="preserve">. Every row containing one of these is </w:t>
       </w:r>
       <w:r>
         <w:rPr>
           <w:b/>
           <w:bCs/>
         </w:rPr>
-        <w:t xml:space="preserve">incorrect</w:t>
-      </w:r>
-      <w:r>
-        <w:t xml:space="preserve">. No notes needed — same pattern repeats. Fix is committed and the corpus will be rebuilt later. Apart from those contraction cases, evaluate normally.</w:t>
+        <w:t xml:space="preserve">already marked</w:t>
+      </w:r>
+      <w:r>
+        <w:t xml:space="preserve"> with verdict = </w:t>
+      </w:r>
+      <w:r>
+        <w:rPr>
+          <w:rFonts w:ascii="Courier New" w:cs="Courier New" w:eastAsia="Courier New" w:hAnsi="Courier New"/>
+          <w:sz w:val="20"/>
+          <w:szCs w:val="20"/>
+        </w:rPr>
+        <w:t xml:space="preserve">i</w:t>
+      </w:r>
+      <w:r>
+        <w:t xml:space="preserve"> and category_hit = </w:t>
+      </w:r>
+      <w:r>
+        <w:rPr>
+          <w:rFonts w:ascii="Courier New" w:cs="Courier New" w:eastAsia="Courier New" w:hAnsi="Courier New"/>
+          <w:sz w:val="20"/>
+          <w:szCs w:val="20"/>
+        </w:rPr>
+        <w:t xml:space="preserve">bug:contraction-glue</w:t>
+      </w:r>
+      <w:r>
+        <w:t xml:space="preserve">. You only need to look at rows where the verdict column is blank — about 144 of the 250.</w:t>
       </w:r>
     </w:p>
     <w:p>
@@ -5830,10 +5862,10 @@
           <w:b/>
           <w:bCs/>
         </w:rPr>
-        <w:t xml:space="preserve">Known bug in this file: </w:t>
-      </w:r>
-      <w:r>
-        <w:t xml:space="preserve">same contraction-glue issue as Change 3, but it also combines with the new suffixes. You'll see pseudo-words like </w:t>
+        <w:t xml:space="preserve">Known bug, already pre-marked: </w:t>
+      </w:r>
+      <w:r>
+        <w:t xml:space="preserve">same contraction-glue issue as Change 3, but it also combines with the new suffixes, producing pseudo-words like </w:t>
       </w:r>
       <w:r>
         <w:rPr>
@@ -5863,7 +5895,7 @@
           <w:sz w:val="20"/>
           <w:szCs w:val="20"/>
         </w:rPr>
-        <w:t xml:space="preserve">thinko</w:t>
+        <w:t xml:space="preserve">Hebeat</w:t>
       </w:r>
       <w:r>
         <w:t xml:space="preserve">, </w:t>
@@ -5877,17 +5909,39 @@
         <w:t xml:space="preserve">doont</w:t>
       </w:r>
       <w:r>
-        <w:t xml:space="preserve"> (where the suffix gets glued to a contraction without space). Mark these as </w:t>
+        <w:t xml:space="preserve">. Every row containing one of these is </w:t>
       </w:r>
       <w:r>
         <w:rPr>
           <w:b/>
           <w:bCs/>
         </w:rPr>
-        <w:t xml:space="preserve">incorrect</w:t>
-      </w:r>
-      <w:r>
-        <w:t xml:space="preserve"> — they all share the same root bug. Fix is ready; corpus will be rebuilt.</w:t>
+        <w:t xml:space="preserve">already marked</w:t>
+      </w:r>
+      <w:r>
+        <w:t xml:space="preserve"> with verdict = </w:t>
+      </w:r>
+      <w:r>
+        <w:rPr>
+          <w:rFonts w:ascii="Courier New" w:cs="Courier New" w:eastAsia="Courier New" w:hAnsi="Courier New"/>
+          <w:sz w:val="20"/>
+          <w:szCs w:val="20"/>
+        </w:rPr>
+        <w:t xml:space="preserve">i</w:t>
+      </w:r>
+      <w:r>
+        <w:t xml:space="preserve"> and category_hit = </w:t>
+      </w:r>
+      <w:r>
+        <w:rPr>
+          <w:rFonts w:ascii="Courier New" w:cs="Courier New" w:eastAsia="Courier New" w:hAnsi="Courier New"/>
+          <w:sz w:val="20"/>
+          <w:szCs w:val="20"/>
+        </w:rPr>
+        <w:t xml:space="preserve">bug:contraction-glue</w:t>
+      </w:r>
+      <w:r>
+        <w:t xml:space="preserve">. You only need to look at rows where the verdict column is blank — about 130 of the 250.</w:t>
       </w:r>
     </w:p>
     <w:p>

--- a/data/validation_samples/2026-04-24/coding_guide/English_Intervention_Coding_Guide.docx
+++ b/data/validation_samples/2026-04-24/coding_guide/English_Intervention_Coding_Guide.docx
@@ -296,10 +296,10 @@
           <w:b/>
           <w:bCs/>
         </w:rPr>
-        <w:t xml:space="preserve">Before (original): </w:t>
-      </w:r>
-      <w:r>
-        <w:t xml:space="preserve">the original English sentence, as it appeared in the corpus.</w:t>
+        <w:t xml:space="preserve">Source: </w:t>
+      </w:r>
+      <w:r>
+        <w:t xml:space="preserve">what kind of row this is. Possible values:</w:t>
       </w:r>
     </w:p>
     <w:p>
@@ -312,6 +312,127 @@
       </w:pPr>
       <w:r>
         <w:rPr>
+          <w:rFonts w:ascii="Courier New" w:cs="Courier New" w:eastAsia="Courier New" w:hAnsi="Courier New"/>
+          <w:sz w:val="20"/>
+          <w:szCs w:val="20"/>
+        </w:rPr>
+        <w:t xml:space="preserve">  train-kept</w:t>
+      </w:r>
+      <w:r>
+        <w:t xml:space="preserve"> — the change decided to keep this sentence as-is. ‘After’ should equal ‘Before’.</w:t>
+      </w:r>
+    </w:p>
+    <w:p>
+      <w:pPr>
+        <w:pStyle w:val="ListParagraph"/>
+        <w:numPr>
+          <w:ilvl w:val="0"/>
+          <w:numId w:val="2"/>
+        </w:numPr>
+      </w:pPr>
+      <w:r>
+        <w:rPr>
+          <w:rFonts w:ascii="Courier New" w:cs="Courier New" w:eastAsia="Courier New" w:hAnsi="Courier New"/>
+          <w:sz w:val="20"/>
+          <w:szCs w:val="20"/>
+        </w:rPr>
+        <w:t xml:space="preserve">  train-removed</w:t>
+      </w:r>
+      <w:r>
+        <w:t xml:space="preserve"> — the change decided to remove this sentence. ‘After’ will show </w:t>
+      </w:r>
+      <w:r>
+        <w:rPr>
+          <w:rFonts w:ascii="Courier New" w:cs="Courier New" w:eastAsia="Courier New" w:hAnsi="Courier New"/>
+          <w:sz w:val="20"/>
+          <w:szCs w:val="20"/>
+        </w:rPr>
+        <w:t xml:space="preserve">&lt;REMOVED&gt;</w:t>
+      </w:r>
+      <w:r>
+        <w:t xml:space="preserve">. Only appears in the ‘remove expletive sentences’ file.</w:t>
+      </w:r>
+    </w:p>
+    <w:p>
+      <w:pPr>
+        <w:pStyle w:val="ListParagraph"/>
+        <w:numPr>
+          <w:ilvl w:val="0"/>
+          <w:numId w:val="2"/>
+        </w:numPr>
+      </w:pPr>
+      <w:r>
+        <w:rPr>
+          <w:rFonts w:ascii="Courier New" w:cs="Courier New" w:eastAsia="Courier New" w:hAnsi="Courier New"/>
+          <w:sz w:val="20"/>
+          <w:szCs w:val="20"/>
+        </w:rPr>
+        <w:t xml:space="preserve">  pool-backfill</w:t>
+      </w:r>
+      <w:r>
+        <w:t xml:space="preserve"> — a replacement sentence pulled from a separate pool to fill in for a removed line. ‘Before’ shows </w:t>
+      </w:r>
+      <w:r>
+        <w:rPr>
+          <w:rFonts w:ascii="Courier New" w:cs="Courier New" w:eastAsia="Courier New" w:hAnsi="Courier New"/>
+          <w:sz w:val="20"/>
+          <w:szCs w:val="20"/>
+        </w:rPr>
+        <w:t xml:space="preserve">&lt;pool sample&gt;</w:t>
+      </w:r>
+      <w:r>
+        <w:t xml:space="preserve">; ‘After’ shows the replacement. Only in the ‘remove expletive sentences’ file.</w:t>
+      </w:r>
+    </w:p>
+    <w:p>
+      <w:pPr>
+        <w:pStyle w:val="ListParagraph"/>
+        <w:numPr>
+          <w:ilvl w:val="0"/>
+          <w:numId w:val="2"/>
+        </w:numPr>
+      </w:pPr>
+      <w:r>
+        <w:rPr>
+          <w:rFonts w:ascii="Courier New" w:cs="Courier New" w:eastAsia="Courier New" w:hAnsi="Courier New"/>
+          <w:sz w:val="20"/>
+          <w:szCs w:val="20"/>
+        </w:rPr>
+        <w:t xml:space="preserve">  train-modified</w:t>
+      </w:r>
+      <w:r>
+        <w:t xml:space="preserve"> — the change rewrote the sentence (substitution ablations). ‘After’ should differ from ‘Before’ by exactly the targeted rewrite.</w:t>
+      </w:r>
+    </w:p>
+    <w:p>
+      <w:pPr>
+        <w:pStyle w:val="ListParagraph"/>
+        <w:numPr>
+          <w:ilvl w:val="0"/>
+          <w:numId w:val="2"/>
+        </w:numPr>
+      </w:pPr>
+      <w:r>
+        <w:rPr>
+          <w:b/>
+          <w:bCs/>
+        </w:rPr>
+        <w:t xml:space="preserve">Before (original): </w:t>
+      </w:r>
+      <w:r>
+        <w:t xml:space="preserve">the original English sentence, as it appeared in the corpus.</w:t>
+      </w:r>
+    </w:p>
+    <w:p>
+      <w:pPr>
+        <w:pStyle w:val="ListParagraph"/>
+        <w:numPr>
+          <w:ilvl w:val="0"/>
+          <w:numId w:val="2"/>
+        </w:numPr>
+      </w:pPr>
+      <w:r>
+        <w:rPr>
           <w:b/>
           <w:bCs/>
         </w:rPr>
@@ -323,7 +444,7 @@
     </w:p>
     <w:p>
       <w:r>
-        <w:t xml:space="preserve">Your job is to look at the pair and decide whether the change is correct.</w:t>
+        <w:t xml:space="preserve">Your job is to look at each row, check what kind of row it is (the source column), and decide whether the change behaved correctly for that row type.</w:t>
       </w:r>
     </w:p>
     <w:p>

--- a/data/validation_samples/2026-04-24/coding_guide/English_Intervention_Coding_Guide.docx
+++ b/data/validation_samples/2026-04-24/coding_guide/English_Intervention_Coding_Guide.docx
@@ -247,7 +247,7 @@
         <w:t xml:space="preserve">Enrich verbal morphology (add fake agreement)</w:t>
       </w:r>
       <w:r>
-        <w:t xml:space="preserve"> — invent a system of suffixes to attach to present-tense verbs that signals the subject's person and number. The suffixes are made up (Latin-style: -o for ‘I’, -as for ‘you’, -at for ‘he/she/it’, -amus for ‘we’, -atis for ‘you all’, -ant for ‘they’). So ‘I run’ becomes ‘I runo’, ‘he runs’ becomes ‘he runat’, ‘they run’ becomes ‘they runant’.</w:t>
+        <w:t xml:space="preserve"> — invent a system of suffixes to attach to verbs that signals the subject's person, number, and tense. The suffixes are made up (Latin-style). For present tense: -o, -as, -at, -amus, -atis, -ant (1sg/2sg/3sg/1pl/2pl/3pl). For past tense: -i, -isti, -it, -imus, -istis, -erunt. The four highest-frequency verbs (be, have, do, go) use hand-crafted Latin paradigms instead, both to avoid English homographs (be+at would equal ‘beat’; go+at would equal ‘goat’) and to mimic the way Romance languages mark high-frequency verbs irregularly. So ‘I run’ becomes ‘I runo’, ‘they ran’ becomes ‘they runerunt’, ‘she is’ becomes ‘she est’.</w:t>
       </w:r>
     </w:p>
     <w:p>
@@ -654,122 +654,6 @@
       </w:pPr>
       <w:r>
         <w:t xml:space="preserve">If the same kind of mistake keeps happening, mention it in the notes for one or two examples. We'll spot the pattern.</w:t>
-      </w:r>
-    </w:p>
-    <w:p>
-      <w:pPr>
-        <w:pStyle w:val="Heading2"/>
-        <w:spacing w:after="120" w:before="240"/>
-      </w:pPr>
-      <w:r>
-        <w:t xml:space="preserve">Known bug, already pre-marked in two files</w:t>
-      </w:r>
-    </w:p>
-    <w:p>
-      <w:pPr>
-        <w:pBdr>
-          <w:top w:val="single" w:color="E07B7B" w:sz="6" w:space="4"/>
-          <w:bottom w:val="single" w:color="E07B7B" w:sz="6" w:space="4"/>
-          <w:left w:val="single" w:color="E07B7B" w:sz="12" w:space="4"/>
-          <w:right w:val="single" w:color="E07B7B" w:sz="6" w:space="4"/>
-        </w:pBdr>
-        <w:spacing w:after="120" w:before="120"/>
-      </w:pPr>
-      <w:r>
-        <w:rPr>
-          <w:b/>
-          <w:bCs/>
-        </w:rPr>
-        <w:t xml:space="preserve">Heads up:</w:t>
-      </w:r>
-      <w:r>
-        <w:t xml:space="preserve"> the files for Change 3 (lemmatize verbs) and Change 4 (enrich verbal morphology) have a known whitespace bug affecting English contractions. The change accidentally glued words together when it shouldn't have. You will see pseudo-words like </w:t>
-      </w:r>
-      <w:r>
-        <w:rPr>
-          <w:rFonts w:ascii="Courier New" w:cs="Courier New" w:eastAsia="Courier New" w:hAnsi="Courier New"/>
-          <w:sz w:val="20"/>
-          <w:szCs w:val="20"/>
-        </w:rPr>
-        <w:t xml:space="preserve">itbe</w:t>
-      </w:r>
-      <w:r>
-        <w:t xml:space="preserve"> (instead of </w:t>
-      </w:r>
-      <w:r>
-        <w:rPr>
-          <w:rFonts w:ascii="Courier New" w:cs="Courier New" w:eastAsia="Courier New" w:hAnsi="Courier New"/>
-          <w:sz w:val="20"/>
-          <w:szCs w:val="20"/>
-        </w:rPr>
-        <w:t xml:space="preserve">it be</w:t>
-      </w:r>
-      <w:r>
-        <w:t xml:space="preserve">), </w:t>
-      </w:r>
-      <w:r>
-        <w:rPr>
-          <w:rFonts w:ascii="Courier New" w:cs="Courier New" w:eastAsia="Courier New" w:hAnsi="Courier New"/>
-          <w:sz w:val="20"/>
-          <w:szCs w:val="20"/>
-        </w:rPr>
-        <w:t xml:space="preserve">webe</w:t>
-      </w:r>
-      <w:r>
-        <w:t xml:space="preserve">, </w:t>
-      </w:r>
-      <w:r>
-        <w:rPr>
-          <w:rFonts w:ascii="Courier New" w:cs="Courier New" w:eastAsia="Courier New" w:hAnsi="Courier New"/>
-          <w:sz w:val="20"/>
-          <w:szCs w:val="20"/>
-        </w:rPr>
-        <w:t xml:space="preserve">ben't</w:t>
-      </w:r>
-      <w:r>
-        <w:t xml:space="preserve">, </w:t>
-      </w:r>
-      <w:r>
-        <w:rPr>
-          <w:rFonts w:ascii="Courier New" w:cs="Courier New" w:eastAsia="Courier New" w:hAnsi="Courier New"/>
-          <w:sz w:val="20"/>
-          <w:szCs w:val="20"/>
-        </w:rPr>
-        <w:t xml:space="preserve">Hebeat</w:t>
-      </w:r>
-      <w:r>
-        <w:t xml:space="preserve">, </w:t>
-      </w:r>
-      <w:r>
-        <w:rPr>
-          <w:rFonts w:ascii="Courier New" w:cs="Courier New" w:eastAsia="Courier New" w:hAnsi="Courier New"/>
-          <w:sz w:val="20"/>
-          <w:szCs w:val="20"/>
-        </w:rPr>
-        <w:t xml:space="preserve">webeamus</w:t>
-      </w:r>
-      <w:r>
-        <w:t xml:space="preserve">, and so on. </w:t>
-      </w:r>
-      <w:r>
-        <w:rPr>
-          <w:b/>
-          <w:bCs/>
-        </w:rPr>
-        <w:t xml:space="preserve">We have already auto-marked every row containing one of these pseudo-words as ‘i’ (incorrect) with category_hit = ‘bug:contraction-glue’.</w:t>
-      </w:r>
-      <w:r>
-        <w:t xml:space="preserve"> Roughly 40–50% of the rows in Change 3 and Change 4 are already filled in. You can skim them to verify the bug is what we say it is, but you do not need to add a verdict to those rows. Focus your attention on the rows where the verdict column is </w:t>
-      </w:r>
-      <w:r>
-        <w:rPr>
-          <w:i/>
-          <w:iCs/>
-        </w:rPr>
-        <w:t xml:space="preserve">blank</w:t>
-      </w:r>
-      <w:r>
-        <w:t xml:space="preserve"> — those are the cases the auto-marker didn't recognize, and they're where your judgment matters.</w:t>
       </w:r>
     </w:p>
     <w:p>
@@ -4356,125 +4240,6 @@
     </w:p>
     <w:p>
       <w:pPr>
-        <w:pBdr>
-          <w:top w:val="single" w:color="E07B7B" w:sz="6" w:space="4"/>
-          <w:bottom w:val="single" w:color="E07B7B" w:sz="6" w:space="4"/>
-          <w:left w:val="single" w:color="E07B7B" w:sz="12" w:space="4"/>
-          <w:right w:val="single" w:color="E07B7B" w:sz="6" w:space="4"/>
-        </w:pBdr>
-        <w:spacing w:after="120" w:before="120"/>
-      </w:pPr>
-      <w:r>
-        <w:rPr>
-          <w:b/>
-          <w:bCs/>
-        </w:rPr>
-        <w:t xml:space="preserve">Known bug, already pre-marked: </w:t>
-      </w:r>
-      <w:r>
-        <w:t xml:space="preserve">contractions like </w:t>
-      </w:r>
-      <w:r>
-        <w:rPr>
-          <w:rFonts w:ascii="Courier New" w:cs="Courier New" w:eastAsia="Courier New" w:hAnsi="Courier New"/>
-          <w:sz w:val="20"/>
-          <w:szCs w:val="20"/>
-        </w:rPr>
-        <w:t xml:space="preserve">it's</w:t>
-      </w:r>
-      <w:r>
-        <w:t xml:space="preserve">, </w:t>
-      </w:r>
-      <w:r>
-        <w:rPr>
-          <w:rFonts w:ascii="Courier New" w:cs="Courier New" w:eastAsia="Courier New" w:hAnsi="Courier New"/>
-          <w:sz w:val="20"/>
-          <w:szCs w:val="20"/>
-        </w:rPr>
-        <w:t xml:space="preserve">we're</w:t>
-      </w:r>
-      <w:r>
-        <w:t xml:space="preserve">, </w:t>
-      </w:r>
-      <w:r>
-        <w:rPr>
-          <w:rFonts w:ascii="Courier New" w:cs="Courier New" w:eastAsia="Courier New" w:hAnsi="Courier New"/>
-          <w:sz w:val="20"/>
-          <w:szCs w:val="20"/>
-        </w:rPr>
-        <w:t xml:space="preserve">wasn't</w:t>
-      </w:r>
-      <w:r>
-        <w:t xml:space="preserve"> got glued to their replacements, producing pseudo-words like </w:t>
-      </w:r>
-      <w:r>
-        <w:rPr>
-          <w:rFonts w:ascii="Courier New" w:cs="Courier New" w:eastAsia="Courier New" w:hAnsi="Courier New"/>
-          <w:sz w:val="20"/>
-          <w:szCs w:val="20"/>
-        </w:rPr>
-        <w:t xml:space="preserve">itbe</w:t>
-      </w:r>
-      <w:r>
-        <w:t xml:space="preserve">, </w:t>
-      </w:r>
-      <w:r>
-        <w:rPr>
-          <w:rFonts w:ascii="Courier New" w:cs="Courier New" w:eastAsia="Courier New" w:hAnsi="Courier New"/>
-          <w:sz w:val="20"/>
-          <w:szCs w:val="20"/>
-        </w:rPr>
-        <w:t xml:space="preserve">webe</w:t>
-      </w:r>
-      <w:r>
-        <w:t xml:space="preserve">, </w:t>
-      </w:r>
-      <w:r>
-        <w:rPr>
-          <w:rFonts w:ascii="Courier New" w:cs="Courier New" w:eastAsia="Courier New" w:hAnsi="Courier New"/>
-          <w:sz w:val="20"/>
-          <w:szCs w:val="20"/>
-        </w:rPr>
-        <w:t xml:space="preserve">ben't</w:t>
-      </w:r>
-      <w:r>
-        <w:t xml:space="preserve">. Every row containing one of these is </w:t>
-      </w:r>
-      <w:r>
-        <w:rPr>
-          <w:b/>
-          <w:bCs/>
-        </w:rPr>
-        <w:t xml:space="preserve">already marked</w:t>
-      </w:r>
-      <w:r>
-        <w:t xml:space="preserve"> with verdict = </w:t>
-      </w:r>
-      <w:r>
-        <w:rPr>
-          <w:rFonts w:ascii="Courier New" w:cs="Courier New" w:eastAsia="Courier New" w:hAnsi="Courier New"/>
-          <w:sz w:val="20"/>
-          <w:szCs w:val="20"/>
-        </w:rPr>
-        <w:t xml:space="preserve">i</w:t>
-      </w:r>
-      <w:r>
-        <w:t xml:space="preserve"> and category_hit = </w:t>
-      </w:r>
-      <w:r>
-        <w:rPr>
-          <w:rFonts w:ascii="Courier New" w:cs="Courier New" w:eastAsia="Courier New" w:hAnsi="Courier New"/>
-          <w:sz w:val="20"/>
-          <w:szCs w:val="20"/>
-        </w:rPr>
-        <w:t xml:space="preserve">bug:contraction-glue</w:t>
-      </w:r>
-      <w:r>
-        <w:t xml:space="preserve">. You only need to look at rows where the verdict column is blank — about 144 of the 250.</w:t>
-      </w:r>
-    </w:p>
-    <w:p>
-      <w:pPr>
         <w:pStyle w:val="Heading2"/>
         <w:spacing w:after="120" w:before="240"/>
       </w:pPr>
@@ -5970,103 +5735,6 @@
     </w:p>
     <w:p>
       <w:pPr>
-        <w:pBdr>
-          <w:top w:val="single" w:color="E07B7B" w:sz="6" w:space="4"/>
-          <w:bottom w:val="single" w:color="E07B7B" w:sz="6" w:space="4"/>
-          <w:left w:val="single" w:color="E07B7B" w:sz="12" w:space="4"/>
-          <w:right w:val="single" w:color="E07B7B" w:sz="6" w:space="4"/>
-        </w:pBdr>
-        <w:spacing w:after="120" w:before="120"/>
-      </w:pPr>
-      <w:r>
-        <w:rPr>
-          <w:b/>
-          <w:bCs/>
-        </w:rPr>
-        <w:t xml:space="preserve">Known bug, already pre-marked: </w:t>
-      </w:r>
-      <w:r>
-        <w:t xml:space="preserve">same contraction-glue issue as Change 3, but it also combines with the new suffixes, producing pseudo-words like </w:t>
-      </w:r>
-      <w:r>
-        <w:rPr>
-          <w:rFonts w:ascii="Courier New" w:cs="Courier New" w:eastAsia="Courier New" w:hAnsi="Courier New"/>
-          <w:sz w:val="20"/>
-          <w:szCs w:val="20"/>
-        </w:rPr>
-        <w:t xml:space="preserve">itbeat</w:t>
-      </w:r>
-      <w:r>
-        <w:t xml:space="preserve">, </w:t>
-      </w:r>
-      <w:r>
-        <w:rPr>
-          <w:rFonts w:ascii="Courier New" w:cs="Courier New" w:eastAsia="Courier New" w:hAnsi="Courier New"/>
-          <w:sz w:val="20"/>
-          <w:szCs w:val="20"/>
-        </w:rPr>
-        <w:t xml:space="preserve">webeamus</w:t>
-      </w:r>
-      <w:r>
-        <w:t xml:space="preserve">, </w:t>
-      </w:r>
-      <w:r>
-        <w:rPr>
-          <w:rFonts w:ascii="Courier New" w:cs="Courier New" w:eastAsia="Courier New" w:hAnsi="Courier New"/>
-          <w:sz w:val="20"/>
-          <w:szCs w:val="20"/>
-        </w:rPr>
-        <w:t xml:space="preserve">Hebeat</w:t>
-      </w:r>
-      <w:r>
-        <w:t xml:space="preserve">, </w:t>
-      </w:r>
-      <w:r>
-        <w:rPr>
-          <w:rFonts w:ascii="Courier New" w:cs="Courier New" w:eastAsia="Courier New" w:hAnsi="Courier New"/>
-          <w:sz w:val="20"/>
-          <w:szCs w:val="20"/>
-        </w:rPr>
-        <w:t xml:space="preserve">doont</w:t>
-      </w:r>
-      <w:r>
-        <w:t xml:space="preserve">. Every row containing one of these is </w:t>
-      </w:r>
-      <w:r>
-        <w:rPr>
-          <w:b/>
-          <w:bCs/>
-        </w:rPr>
-        <w:t xml:space="preserve">already marked</w:t>
-      </w:r>
-      <w:r>
-        <w:t xml:space="preserve"> with verdict = </w:t>
-      </w:r>
-      <w:r>
-        <w:rPr>
-          <w:rFonts w:ascii="Courier New" w:cs="Courier New" w:eastAsia="Courier New" w:hAnsi="Courier New"/>
-          <w:sz w:val="20"/>
-          <w:szCs w:val="20"/>
-        </w:rPr>
-        <w:t xml:space="preserve">i</w:t>
-      </w:r>
-      <w:r>
-        <w:t xml:space="preserve"> and category_hit = </w:t>
-      </w:r>
-      <w:r>
-        <w:rPr>
-          <w:rFonts w:ascii="Courier New" w:cs="Courier New" w:eastAsia="Courier New" w:hAnsi="Courier New"/>
-          <w:sz w:val="20"/>
-          <w:szCs w:val="20"/>
-        </w:rPr>
-        <w:t xml:space="preserve">bug:contraction-glue</w:t>
-      </w:r>
-      <w:r>
-        <w:t xml:space="preserve">. You only need to look at rows where the verdict column is blank — about 130 of the 250.</w:t>
-      </w:r>
-    </w:p>
-    <w:p>
-      <w:pPr>
         <w:pStyle w:val="Heading2"/>
         <w:spacing w:after="120" w:before="240"/>
       </w:pPr>
@@ -6076,7 +5744,7 @@
     </w:p>
     <w:p>
       <w:r>
-        <w:t xml:space="preserve">English verbs barely agree with their subjects — only the third-person singular gets a special ‘-s’ ending in the present tense (‘she runs’). Other languages mark much more (Latin marks every person/number combination on the verb). This change INVENTS a Latin-style agreement system for English: every present-tense verb gets a suffix that tells you who the subject is.</w:t>
+        <w:t xml:space="preserve">English verbs barely agree with their subjects — only the third-person singular gets a special ‘-s’ ending in the present tense (‘she runs’). Other languages mark much more: Latin and modern Romance languages (Spanish, Italian, French) mark every person × number × tense combination on the verb. This change INVENTS a Latin-style agreement system for English: every finite verb gets a suffix that tells you who the subject is and whether it's present or past.</w:t>
       </w:r>
     </w:p>
     <w:p>
@@ -6085,7 +5753,7 @@
         <w:spacing w:after="120" w:before="240"/>
       </w:pPr>
       <w:r>
-        <w:t xml:space="preserve">The suffix system</w:t>
+        <w:t xml:space="preserve">The suffix system for regular verbs (present tense)</w:t>
       </w:r>
     </w:p>
     <w:tbl>
@@ -6513,8 +6181,1035 @@
       </w:tr>
     </w:tbl>
     <w:p>
-      <w:r>
-        <w:t xml:space="preserve">Only PRESENT-TENSE verbs get the suffix. Past tense, participles, and gerunds are unchanged. If the change can't figure out the subject, it leaves the verb in its base form.</w:t>
+      <w:pPr>
+        <w:pStyle w:val="Heading2"/>
+        <w:spacing w:after="120" w:before="240"/>
+      </w:pPr>
+      <w:r>
+        <w:t xml:space="preserve">The suffix system for regular verbs (past tense)</w:t>
+      </w:r>
+    </w:p>
+    <w:tbl>
+      <w:tblPr>
+        <w:tblW w:type="dxa" w:w="8960"/>
+        <w:tblBorders>
+          <w:top w:val="single" w:color="auto" w:sz="4"/>
+          <w:left w:val="single" w:color="auto" w:sz="4"/>
+          <w:bottom w:val="single" w:color="auto" w:sz="4"/>
+          <w:right w:val="single" w:color="auto" w:sz="4"/>
+          <w:insideH w:val="single" w:color="auto" w:sz="4"/>
+          <w:insideV w:val="single" w:color="auto" w:sz="4"/>
+        </w:tblBorders>
+      </w:tblPr>
+      <w:tblGrid>
+        <w:gridCol w:w="4480"/>
+        <w:gridCol w:w="4480"/>
+      </w:tblGrid>
+      <w:tr>
+        <w:trPr>
+          <w:tblHeader/>
+        </w:trPr>
+        <w:tc>
+          <w:tcPr>
+            <w:tcW w:type="dxa" w:w="4480"/>
+            <w:tcBorders>
+              <w:top w:val="single" w:color="CCCCCC" w:sz="1"/>
+              <w:left w:val="single" w:color="CCCCCC" w:sz="1"/>
+              <w:bottom w:val="single" w:color="CCCCCC" w:sz="1"/>
+              <w:right w:val="single" w:color="CCCCCC" w:sz="1"/>
+            </w:tcBorders>
+            <w:shd w:fill="EFEFEF" w:val="clear"/>
+            <w:tcMar>
+              <w:top w:type="dxa" w:w="80"/>
+              <w:left w:type="dxa" w:w="120"/>
+              <w:bottom w:type="dxa" w:w="80"/>
+              <w:right w:type="dxa" w:w="120"/>
+            </w:tcMar>
+          </w:tcPr>
+          <w:p>
+            <w:pPr>
+              <w:rPr>
+                <w:b/>
+                <w:bCs/>
+              </w:rPr>
+            </w:pPr>
+            <w:r>
+              <w:rPr>
+                <w:b/>
+                <w:bCs/>
+              </w:rPr>
+              <w:t xml:space="preserve">Old form</w:t>
+            </w:r>
+          </w:p>
+        </w:tc>
+        <w:tc>
+          <w:tcPr>
+            <w:tcW w:type="dxa" w:w="4480"/>
+            <w:tcBorders>
+              <w:top w:val="single" w:color="CCCCCC" w:sz="1"/>
+              <w:left w:val="single" w:color="CCCCCC" w:sz="1"/>
+              <w:bottom w:val="single" w:color="CCCCCC" w:sz="1"/>
+              <w:right w:val="single" w:color="CCCCCC" w:sz="1"/>
+            </w:tcBorders>
+            <w:shd w:fill="EFEFEF" w:val="clear"/>
+            <w:tcMar>
+              <w:top w:type="dxa" w:w="80"/>
+              <w:left w:type="dxa" w:w="120"/>
+              <w:bottom w:type="dxa" w:w="80"/>
+              <w:right w:type="dxa" w:w="120"/>
+            </w:tcMar>
+          </w:tcPr>
+          <w:p>
+            <w:pPr>
+              <w:rPr>
+                <w:b/>
+                <w:bCs/>
+              </w:rPr>
+            </w:pPr>
+            <w:r>
+              <w:rPr>
+                <w:b/>
+                <w:bCs/>
+              </w:rPr>
+              <w:t xml:space="preserve">Changed to</w:t>
+            </w:r>
+          </w:p>
+        </w:tc>
+      </w:tr>
+      <w:tr>
+        <w:tc>
+          <w:tcPr>
+            <w:tcW w:type="dxa" w:w="4480"/>
+            <w:tcBorders>
+              <w:top w:val="single" w:color="CCCCCC" w:sz="1"/>
+              <w:left w:val="single" w:color="CCCCCC" w:sz="1"/>
+              <w:bottom w:val="single" w:color="CCCCCC" w:sz="1"/>
+              <w:right w:val="single" w:color="CCCCCC" w:sz="1"/>
+            </w:tcBorders>
+            <w:tcMar>
+              <w:top w:type="dxa" w:w="80"/>
+              <w:left w:type="dxa" w:w="120"/>
+              <w:bottom w:type="dxa" w:w="80"/>
+              <w:right w:type="dxa" w:w="120"/>
+            </w:tcMar>
+          </w:tcPr>
+          <w:p>
+            <w:r>
+              <w:rPr>
+                <w:rFonts w:ascii="Courier New" w:cs="Courier New" w:eastAsia="Courier New" w:hAnsi="Courier New"/>
+                <w:sz w:val="20"/>
+                <w:szCs w:val="20"/>
+              </w:rPr>
+              <w:t xml:space="preserve">subject = I</w:t>
+            </w:r>
+          </w:p>
+        </w:tc>
+        <w:tc>
+          <w:tcPr>
+            <w:tcW w:type="dxa" w:w="4480"/>
+            <w:tcBorders>
+              <w:top w:val="single" w:color="CCCCCC" w:sz="1"/>
+              <w:left w:val="single" w:color="CCCCCC" w:sz="1"/>
+              <w:bottom w:val="single" w:color="CCCCCC" w:sz="1"/>
+              <w:right w:val="single" w:color="CCCCCC" w:sz="1"/>
+            </w:tcBorders>
+            <w:tcMar>
+              <w:top w:type="dxa" w:w="80"/>
+              <w:left w:type="dxa" w:w="120"/>
+              <w:bottom w:type="dxa" w:w="80"/>
+              <w:right w:type="dxa" w:w="120"/>
+            </w:tcMar>
+          </w:tcPr>
+          <w:p>
+            <w:r>
+              <w:rPr>
+                <w:rFonts w:ascii="Courier New" w:cs="Courier New" w:eastAsia="Courier New" w:hAnsi="Courier New"/>
+                <w:sz w:val="20"/>
+                <w:szCs w:val="20"/>
+              </w:rPr>
+              <w:t xml:space="preserve">verb + i (e.g., I ran → I runi)</w:t>
+            </w:r>
+          </w:p>
+        </w:tc>
+      </w:tr>
+      <w:tr>
+        <w:tc>
+          <w:tcPr>
+            <w:tcW w:type="dxa" w:w="4480"/>
+            <w:tcBorders>
+              <w:top w:val="single" w:color="CCCCCC" w:sz="1"/>
+              <w:left w:val="single" w:color="CCCCCC" w:sz="1"/>
+              <w:bottom w:val="single" w:color="CCCCCC" w:sz="1"/>
+              <w:right w:val="single" w:color="CCCCCC" w:sz="1"/>
+            </w:tcBorders>
+            <w:tcMar>
+              <w:top w:type="dxa" w:w="80"/>
+              <w:left w:type="dxa" w:w="120"/>
+              <w:bottom w:type="dxa" w:w="80"/>
+              <w:right w:type="dxa" w:w="120"/>
+            </w:tcMar>
+          </w:tcPr>
+          <w:p>
+            <w:r>
+              <w:rPr>
+                <w:rFonts w:ascii="Courier New" w:cs="Courier New" w:eastAsia="Courier New" w:hAnsi="Courier New"/>
+                <w:sz w:val="20"/>
+                <w:szCs w:val="20"/>
+              </w:rPr>
+              <w:t xml:space="preserve">subject = you (singular)</w:t>
+            </w:r>
+          </w:p>
+        </w:tc>
+        <w:tc>
+          <w:tcPr>
+            <w:tcW w:type="dxa" w:w="4480"/>
+            <w:tcBorders>
+              <w:top w:val="single" w:color="CCCCCC" w:sz="1"/>
+              <w:left w:val="single" w:color="CCCCCC" w:sz="1"/>
+              <w:bottom w:val="single" w:color="CCCCCC" w:sz="1"/>
+              <w:right w:val="single" w:color="CCCCCC" w:sz="1"/>
+            </w:tcBorders>
+            <w:tcMar>
+              <w:top w:type="dxa" w:w="80"/>
+              <w:left w:type="dxa" w:w="120"/>
+              <w:bottom w:type="dxa" w:w="80"/>
+              <w:right w:type="dxa" w:w="120"/>
+            </w:tcMar>
+          </w:tcPr>
+          <w:p>
+            <w:r>
+              <w:rPr>
+                <w:rFonts w:ascii="Courier New" w:cs="Courier New" w:eastAsia="Courier New" w:hAnsi="Courier New"/>
+                <w:sz w:val="20"/>
+                <w:szCs w:val="20"/>
+              </w:rPr>
+              <w:t xml:space="preserve">verb + isti (e.g., you ran → you runisti)</w:t>
+            </w:r>
+          </w:p>
+        </w:tc>
+      </w:tr>
+      <w:tr>
+        <w:tc>
+          <w:tcPr>
+            <w:tcW w:type="dxa" w:w="4480"/>
+            <w:tcBorders>
+              <w:top w:val="single" w:color="CCCCCC" w:sz="1"/>
+              <w:left w:val="single" w:color="CCCCCC" w:sz="1"/>
+              <w:bottom w:val="single" w:color="CCCCCC" w:sz="1"/>
+              <w:right w:val="single" w:color="CCCCCC" w:sz="1"/>
+            </w:tcBorders>
+            <w:tcMar>
+              <w:top w:type="dxa" w:w="80"/>
+              <w:left w:type="dxa" w:w="120"/>
+              <w:bottom w:type="dxa" w:w="80"/>
+              <w:right w:type="dxa" w:w="120"/>
+            </w:tcMar>
+          </w:tcPr>
+          <w:p>
+            <w:r>
+              <w:rPr>
+                <w:rFonts w:ascii="Courier New" w:cs="Courier New" w:eastAsia="Courier New" w:hAnsi="Courier New"/>
+                <w:sz w:val="20"/>
+                <w:szCs w:val="20"/>
+              </w:rPr>
+              <w:t xml:space="preserve">subject = he / she / it</w:t>
+            </w:r>
+          </w:p>
+        </w:tc>
+        <w:tc>
+          <w:tcPr>
+            <w:tcW w:type="dxa" w:w="4480"/>
+            <w:tcBorders>
+              <w:top w:val="single" w:color="CCCCCC" w:sz="1"/>
+              <w:left w:val="single" w:color="CCCCCC" w:sz="1"/>
+              <w:bottom w:val="single" w:color="CCCCCC" w:sz="1"/>
+              <w:right w:val="single" w:color="CCCCCC" w:sz="1"/>
+            </w:tcBorders>
+            <w:tcMar>
+              <w:top w:type="dxa" w:w="80"/>
+              <w:left w:type="dxa" w:w="120"/>
+              <w:bottom w:type="dxa" w:w="80"/>
+              <w:right w:type="dxa" w:w="120"/>
+            </w:tcMar>
+          </w:tcPr>
+          <w:p>
+            <w:r>
+              <w:rPr>
+                <w:rFonts w:ascii="Courier New" w:cs="Courier New" w:eastAsia="Courier New" w:hAnsi="Courier New"/>
+                <w:sz w:val="20"/>
+                <w:szCs w:val="20"/>
+              </w:rPr>
+              <w:t xml:space="preserve">verb + it (e.g., she ran → she runit)</w:t>
+            </w:r>
+          </w:p>
+        </w:tc>
+      </w:tr>
+      <w:tr>
+        <w:tc>
+          <w:tcPr>
+            <w:tcW w:type="dxa" w:w="4480"/>
+            <w:tcBorders>
+              <w:top w:val="single" w:color="CCCCCC" w:sz="1"/>
+              <w:left w:val="single" w:color="CCCCCC" w:sz="1"/>
+              <w:bottom w:val="single" w:color="CCCCCC" w:sz="1"/>
+              <w:right w:val="single" w:color="CCCCCC" w:sz="1"/>
+            </w:tcBorders>
+            <w:tcMar>
+              <w:top w:type="dxa" w:w="80"/>
+              <w:left w:type="dxa" w:w="120"/>
+              <w:bottom w:type="dxa" w:w="80"/>
+              <w:right w:type="dxa" w:w="120"/>
+            </w:tcMar>
+          </w:tcPr>
+          <w:p>
+            <w:r>
+              <w:rPr>
+                <w:rFonts w:ascii="Courier New" w:cs="Courier New" w:eastAsia="Courier New" w:hAnsi="Courier New"/>
+                <w:sz w:val="20"/>
+                <w:szCs w:val="20"/>
+              </w:rPr>
+              <w:t xml:space="preserve">subject = we</w:t>
+            </w:r>
+          </w:p>
+        </w:tc>
+        <w:tc>
+          <w:tcPr>
+            <w:tcW w:type="dxa" w:w="4480"/>
+            <w:tcBorders>
+              <w:top w:val="single" w:color="CCCCCC" w:sz="1"/>
+              <w:left w:val="single" w:color="CCCCCC" w:sz="1"/>
+              <w:bottom w:val="single" w:color="CCCCCC" w:sz="1"/>
+              <w:right w:val="single" w:color="CCCCCC" w:sz="1"/>
+            </w:tcBorders>
+            <w:tcMar>
+              <w:top w:type="dxa" w:w="80"/>
+              <w:left w:type="dxa" w:w="120"/>
+              <w:bottom w:type="dxa" w:w="80"/>
+              <w:right w:type="dxa" w:w="120"/>
+            </w:tcMar>
+          </w:tcPr>
+          <w:p>
+            <w:r>
+              <w:rPr>
+                <w:rFonts w:ascii="Courier New" w:cs="Courier New" w:eastAsia="Courier New" w:hAnsi="Courier New"/>
+                <w:sz w:val="20"/>
+                <w:szCs w:val="20"/>
+              </w:rPr>
+              <w:t xml:space="preserve">verb + imus (e.g., we ran → we runimus)</w:t>
+            </w:r>
+          </w:p>
+        </w:tc>
+      </w:tr>
+      <w:tr>
+        <w:tc>
+          <w:tcPr>
+            <w:tcW w:type="dxa" w:w="4480"/>
+            <w:tcBorders>
+              <w:top w:val="single" w:color="CCCCCC" w:sz="1"/>
+              <w:left w:val="single" w:color="CCCCCC" w:sz="1"/>
+              <w:bottom w:val="single" w:color="CCCCCC" w:sz="1"/>
+              <w:right w:val="single" w:color="CCCCCC" w:sz="1"/>
+            </w:tcBorders>
+            <w:tcMar>
+              <w:top w:type="dxa" w:w="80"/>
+              <w:left w:type="dxa" w:w="120"/>
+              <w:bottom w:type="dxa" w:w="80"/>
+              <w:right w:type="dxa" w:w="120"/>
+            </w:tcMar>
+          </w:tcPr>
+          <w:p>
+            <w:r>
+              <w:rPr>
+                <w:rFonts w:ascii="Courier New" w:cs="Courier New" w:eastAsia="Courier New" w:hAnsi="Courier New"/>
+                <w:sz w:val="20"/>
+                <w:szCs w:val="20"/>
+              </w:rPr>
+              <w:t xml:space="preserve">subject = you (plural)</w:t>
+            </w:r>
+          </w:p>
+        </w:tc>
+        <w:tc>
+          <w:tcPr>
+            <w:tcW w:type="dxa" w:w="4480"/>
+            <w:tcBorders>
+              <w:top w:val="single" w:color="CCCCCC" w:sz="1"/>
+              <w:left w:val="single" w:color="CCCCCC" w:sz="1"/>
+              <w:bottom w:val="single" w:color="CCCCCC" w:sz="1"/>
+              <w:right w:val="single" w:color="CCCCCC" w:sz="1"/>
+            </w:tcBorders>
+            <w:tcMar>
+              <w:top w:type="dxa" w:w="80"/>
+              <w:left w:type="dxa" w:w="120"/>
+              <w:bottom w:type="dxa" w:w="80"/>
+              <w:right w:type="dxa" w:w="120"/>
+            </w:tcMar>
+          </w:tcPr>
+          <w:p>
+            <w:r>
+              <w:rPr>
+                <w:rFonts w:ascii="Courier New" w:cs="Courier New" w:eastAsia="Courier New" w:hAnsi="Courier New"/>
+                <w:sz w:val="20"/>
+                <w:szCs w:val="20"/>
+              </w:rPr>
+              <w:t xml:space="preserve">verb + istis (e.g., you all ran → you all runistis)</w:t>
+            </w:r>
+          </w:p>
+        </w:tc>
+      </w:tr>
+      <w:tr>
+        <w:tc>
+          <w:tcPr>
+            <w:tcW w:type="dxa" w:w="4480"/>
+            <w:tcBorders>
+              <w:top w:val="single" w:color="CCCCCC" w:sz="1"/>
+              <w:left w:val="single" w:color="CCCCCC" w:sz="1"/>
+              <w:bottom w:val="single" w:color="CCCCCC" w:sz="1"/>
+              <w:right w:val="single" w:color="CCCCCC" w:sz="1"/>
+            </w:tcBorders>
+            <w:tcMar>
+              <w:top w:type="dxa" w:w="80"/>
+              <w:left w:type="dxa" w:w="120"/>
+              <w:bottom w:type="dxa" w:w="80"/>
+              <w:right w:type="dxa" w:w="120"/>
+            </w:tcMar>
+          </w:tcPr>
+          <w:p>
+            <w:r>
+              <w:rPr>
+                <w:rFonts w:ascii="Courier New" w:cs="Courier New" w:eastAsia="Courier New" w:hAnsi="Courier New"/>
+                <w:sz w:val="20"/>
+                <w:szCs w:val="20"/>
+              </w:rPr>
+              <w:t xml:space="preserve">subject = they</w:t>
+            </w:r>
+          </w:p>
+        </w:tc>
+        <w:tc>
+          <w:tcPr>
+            <w:tcW w:type="dxa" w:w="4480"/>
+            <w:tcBorders>
+              <w:top w:val="single" w:color="CCCCCC" w:sz="1"/>
+              <w:left w:val="single" w:color="CCCCCC" w:sz="1"/>
+              <w:bottom w:val="single" w:color="CCCCCC" w:sz="1"/>
+              <w:right w:val="single" w:color="CCCCCC" w:sz="1"/>
+            </w:tcBorders>
+            <w:tcMar>
+              <w:top w:type="dxa" w:w="80"/>
+              <w:left w:type="dxa" w:w="120"/>
+              <w:bottom w:type="dxa" w:w="80"/>
+              <w:right w:type="dxa" w:w="120"/>
+            </w:tcMar>
+          </w:tcPr>
+          <w:p>
+            <w:r>
+              <w:rPr>
+                <w:rFonts w:ascii="Courier New" w:cs="Courier New" w:eastAsia="Courier New" w:hAnsi="Courier New"/>
+                <w:sz w:val="20"/>
+                <w:szCs w:val="20"/>
+              </w:rPr>
+              <w:t xml:space="preserve">verb + erunt (e.g., they ran → they runerunt)</w:t>
+            </w:r>
+          </w:p>
+        </w:tc>
+      </w:tr>
+    </w:tbl>
+    <w:p>
+      <w:r>
+        <w:t xml:space="preserve">Past-tense verbs are first reduced to their base form (so ‘ran’ → ‘run’, ‘ate’ → ‘eat’, ‘gave’ → ‘give’) </w:t>
+      </w:r>
+      <w:r>
+        <w:rPr>
+          <w:i/>
+          <w:iCs/>
+        </w:rPr>
+        <w:t xml:space="preserve">before</w:t>
+      </w:r>
+      <w:r>
+        <w:t xml:space="preserve"> the past-tense suffix is added. So ‘she ran’ → ‘she runit’, not ‘ranat’ or ‘ranit’.</w:t>
+      </w:r>
+    </w:p>
+    <w:p>
+      <w:pPr>
+        <w:pStyle w:val="Heading2"/>
+        <w:spacing w:after="120" w:before="240"/>
+      </w:pPr>
+      <w:r>
+        <w:t xml:space="preserve">Irregular paradigms: be, have, do, go</w:t>
+      </w:r>
+    </w:p>
+    <w:p>
+      <w:r>
+        <w:t xml:space="preserve">The four highest-frequency English verbs (‘be’, ‘have’, ‘do’, ‘go’) use special hand-crafted Latin paradigms instead of the regular rule. This is for two reasons:</w:t>
+      </w:r>
+    </w:p>
+    <w:p>
+      <w:pPr>
+        <w:pStyle w:val="ListParagraph"/>
+        <w:numPr>
+          <w:ilvl w:val="0"/>
+          <w:numId w:val="2"/>
+        </w:numPr>
+      </w:pPr>
+      <w:r>
+        <w:t xml:space="preserve">Real Romance languages mark these high-frequency verbs irregularly (Spanish ‘soy / eres / es’ instead of the regular ‘*sero / seres / sere’). Suppletion is the linguistically faithful pattern.</w:t>
+      </w:r>
+    </w:p>
+    <w:p>
+      <w:pPr>
+        <w:pStyle w:val="ListParagraph"/>
+        <w:numPr>
+          <w:ilvl w:val="0"/>
+          <w:numId w:val="2"/>
+        </w:numPr>
+      </w:pPr>
+      <w:r>
+        <w:t xml:space="preserve">The regular rule would produce real English homographs for some forms (‘be + at’ = ‘beat’, ‘go + at’ = ‘goat’). The hand-crafted forms avoid these.</w:t>
+      </w:r>
+    </w:p>
+    <w:p>
+      <w:r>
+        <w:t xml:space="preserve">Reference table for the four irregulars:</w:t>
+      </w:r>
+    </w:p>
+    <w:tbl>
+      <w:tblPr>
+        <w:tblW w:type="dxa" w:w="8960"/>
+        <w:tblBorders>
+          <w:top w:val="single" w:color="auto" w:sz="4"/>
+          <w:left w:val="single" w:color="auto" w:sz="4"/>
+          <w:bottom w:val="single" w:color="auto" w:sz="4"/>
+          <w:right w:val="single" w:color="auto" w:sz="4"/>
+          <w:insideH w:val="single" w:color="auto" w:sz="4"/>
+          <w:insideV w:val="single" w:color="auto" w:sz="4"/>
+        </w:tblBorders>
+      </w:tblPr>
+      <w:tblGrid>
+        <w:gridCol w:w="4480"/>
+        <w:gridCol w:w="4480"/>
+      </w:tblGrid>
+      <w:tr>
+        <w:trPr>
+          <w:tblHeader/>
+        </w:trPr>
+        <w:tc>
+          <w:tcPr>
+            <w:tcW w:type="dxa" w:w="4480"/>
+            <w:tcBorders>
+              <w:top w:val="single" w:color="CCCCCC" w:sz="1"/>
+              <w:left w:val="single" w:color="CCCCCC" w:sz="1"/>
+              <w:bottom w:val="single" w:color="CCCCCC" w:sz="1"/>
+              <w:right w:val="single" w:color="CCCCCC" w:sz="1"/>
+            </w:tcBorders>
+            <w:shd w:fill="EFEFEF" w:val="clear"/>
+            <w:tcMar>
+              <w:top w:type="dxa" w:w="80"/>
+              <w:left w:type="dxa" w:w="120"/>
+              <w:bottom w:type="dxa" w:w="80"/>
+              <w:right w:type="dxa" w:w="120"/>
+            </w:tcMar>
+          </w:tcPr>
+          <w:p>
+            <w:pPr>
+              <w:rPr>
+                <w:b/>
+                <w:bCs/>
+              </w:rPr>
+            </w:pPr>
+            <w:r>
+              <w:rPr>
+                <w:b/>
+                <w:bCs/>
+              </w:rPr>
+              <w:t xml:space="preserve">Old form</w:t>
+            </w:r>
+          </w:p>
+        </w:tc>
+        <w:tc>
+          <w:tcPr>
+            <w:tcW w:type="dxa" w:w="4480"/>
+            <w:tcBorders>
+              <w:top w:val="single" w:color="CCCCCC" w:sz="1"/>
+              <w:left w:val="single" w:color="CCCCCC" w:sz="1"/>
+              <w:bottom w:val="single" w:color="CCCCCC" w:sz="1"/>
+              <w:right w:val="single" w:color="CCCCCC" w:sz="1"/>
+            </w:tcBorders>
+            <w:shd w:fill="EFEFEF" w:val="clear"/>
+            <w:tcMar>
+              <w:top w:type="dxa" w:w="80"/>
+              <w:left w:type="dxa" w:w="120"/>
+              <w:bottom w:type="dxa" w:w="80"/>
+              <w:right w:type="dxa" w:w="120"/>
+            </w:tcMar>
+          </w:tcPr>
+          <w:p>
+            <w:pPr>
+              <w:rPr>
+                <w:b/>
+                <w:bCs/>
+              </w:rPr>
+            </w:pPr>
+            <w:r>
+              <w:rPr>
+                <w:b/>
+                <w:bCs/>
+              </w:rPr>
+              <w:t xml:space="preserve">Changed to</w:t>
+            </w:r>
+          </w:p>
+        </w:tc>
+      </w:tr>
+      <w:tr>
+        <w:tc>
+          <w:tcPr>
+            <w:tcW w:type="dxa" w:w="4480"/>
+            <w:tcBorders>
+              <w:top w:val="single" w:color="CCCCCC" w:sz="1"/>
+              <w:left w:val="single" w:color="CCCCCC" w:sz="1"/>
+              <w:bottom w:val="single" w:color="CCCCCC" w:sz="1"/>
+              <w:right w:val="single" w:color="CCCCCC" w:sz="1"/>
+            </w:tcBorders>
+            <w:tcMar>
+              <w:top w:type="dxa" w:w="80"/>
+              <w:left w:type="dxa" w:w="120"/>
+              <w:bottom w:type="dxa" w:w="80"/>
+              <w:right w:type="dxa" w:w="120"/>
+            </w:tcMar>
+          </w:tcPr>
+          <w:p>
+            <w:r>
+              <w:rPr>
+                <w:rFonts w:ascii="Courier New" w:cs="Courier New" w:eastAsia="Courier New" w:hAnsi="Courier New"/>
+                <w:sz w:val="20"/>
+                <w:szCs w:val="20"/>
+              </w:rPr>
+              <w:t xml:space="preserve">be (present): I am / you are / she is / we are / you are / they are</w:t>
+            </w:r>
+          </w:p>
+        </w:tc>
+        <w:tc>
+          <w:tcPr>
+            <w:tcW w:type="dxa" w:w="4480"/>
+            <w:tcBorders>
+              <w:top w:val="single" w:color="CCCCCC" w:sz="1"/>
+              <w:left w:val="single" w:color="CCCCCC" w:sz="1"/>
+              <w:bottom w:val="single" w:color="CCCCCC" w:sz="1"/>
+              <w:right w:val="single" w:color="CCCCCC" w:sz="1"/>
+            </w:tcBorders>
+            <w:tcMar>
+              <w:top w:type="dxa" w:w="80"/>
+              <w:left w:type="dxa" w:w="120"/>
+              <w:bottom w:type="dxa" w:w="80"/>
+              <w:right w:type="dxa" w:w="120"/>
+            </w:tcMar>
+          </w:tcPr>
+          <w:p>
+            <w:r>
+              <w:rPr>
+                <w:rFonts w:ascii="Courier New" w:cs="Courier New" w:eastAsia="Courier New" w:hAnsi="Courier New"/>
+                <w:sz w:val="20"/>
+                <w:szCs w:val="20"/>
+              </w:rPr>
+              <w:t xml:space="preserve">I sum / you es / she est / we sumus / you estis / they sunt</w:t>
+            </w:r>
+          </w:p>
+        </w:tc>
+      </w:tr>
+      <w:tr>
+        <w:tc>
+          <w:tcPr>
+            <w:tcW w:type="dxa" w:w="4480"/>
+            <w:tcBorders>
+              <w:top w:val="single" w:color="CCCCCC" w:sz="1"/>
+              <w:left w:val="single" w:color="CCCCCC" w:sz="1"/>
+              <w:bottom w:val="single" w:color="CCCCCC" w:sz="1"/>
+              <w:right w:val="single" w:color="CCCCCC" w:sz="1"/>
+            </w:tcBorders>
+            <w:tcMar>
+              <w:top w:type="dxa" w:w="80"/>
+              <w:left w:type="dxa" w:w="120"/>
+              <w:bottom w:type="dxa" w:w="80"/>
+              <w:right w:type="dxa" w:w="120"/>
+            </w:tcMar>
+          </w:tcPr>
+          <w:p>
+            <w:r>
+              <w:rPr>
+                <w:rFonts w:ascii="Courier New" w:cs="Courier New" w:eastAsia="Courier New" w:hAnsi="Courier New"/>
+                <w:sz w:val="20"/>
+                <w:szCs w:val="20"/>
+              </w:rPr>
+              <w:t xml:space="preserve">be (past): I was / you were / she was / we were / you were / they were</w:t>
+            </w:r>
+          </w:p>
+        </w:tc>
+        <w:tc>
+          <w:tcPr>
+            <w:tcW w:type="dxa" w:w="4480"/>
+            <w:tcBorders>
+              <w:top w:val="single" w:color="CCCCCC" w:sz="1"/>
+              <w:left w:val="single" w:color="CCCCCC" w:sz="1"/>
+              <w:bottom w:val="single" w:color="CCCCCC" w:sz="1"/>
+              <w:right w:val="single" w:color="CCCCCC" w:sz="1"/>
+            </w:tcBorders>
+            <w:tcMar>
+              <w:top w:type="dxa" w:w="80"/>
+              <w:left w:type="dxa" w:w="120"/>
+              <w:bottom w:type="dxa" w:w="80"/>
+              <w:right w:type="dxa" w:w="120"/>
+            </w:tcMar>
+          </w:tcPr>
+          <w:p>
+            <w:r>
+              <w:rPr>
+                <w:rFonts w:ascii="Courier New" w:cs="Courier New" w:eastAsia="Courier New" w:hAnsi="Courier New"/>
+                <w:sz w:val="20"/>
+                <w:szCs w:val="20"/>
+              </w:rPr>
+              <w:t xml:space="preserve">I fui / you fuisti / she fuit / we fuimus / you fuistis / they fuerunt</w:t>
+            </w:r>
+          </w:p>
+        </w:tc>
+      </w:tr>
+      <w:tr>
+        <w:tc>
+          <w:tcPr>
+            <w:tcW w:type="dxa" w:w="4480"/>
+            <w:tcBorders>
+              <w:top w:val="single" w:color="CCCCCC" w:sz="1"/>
+              <w:left w:val="single" w:color="CCCCCC" w:sz="1"/>
+              <w:bottom w:val="single" w:color="CCCCCC" w:sz="1"/>
+              <w:right w:val="single" w:color="CCCCCC" w:sz="1"/>
+            </w:tcBorders>
+            <w:tcMar>
+              <w:top w:type="dxa" w:w="80"/>
+              <w:left w:type="dxa" w:w="120"/>
+              <w:bottom w:type="dxa" w:w="80"/>
+              <w:right w:type="dxa" w:w="120"/>
+            </w:tcMar>
+          </w:tcPr>
+          <w:p>
+            <w:r>
+              <w:rPr>
+                <w:rFonts w:ascii="Courier New" w:cs="Courier New" w:eastAsia="Courier New" w:hAnsi="Courier New"/>
+                <w:sz w:val="20"/>
+                <w:szCs w:val="20"/>
+              </w:rPr>
+              <w:t xml:space="preserve">have (present)</w:t>
+            </w:r>
+          </w:p>
+        </w:tc>
+        <w:tc>
+          <w:tcPr>
+            <w:tcW w:type="dxa" w:w="4480"/>
+            <w:tcBorders>
+              <w:top w:val="single" w:color="CCCCCC" w:sz="1"/>
+              <w:left w:val="single" w:color="CCCCCC" w:sz="1"/>
+              <w:bottom w:val="single" w:color="CCCCCC" w:sz="1"/>
+              <w:right w:val="single" w:color="CCCCCC" w:sz="1"/>
+            </w:tcBorders>
+            <w:tcMar>
+              <w:top w:type="dxa" w:w="80"/>
+              <w:left w:type="dxa" w:w="120"/>
+              <w:bottom w:type="dxa" w:w="80"/>
+              <w:right w:type="dxa" w:w="120"/>
+            </w:tcMar>
+          </w:tcPr>
+          <w:p>
+            <w:r>
+              <w:rPr>
+                <w:rFonts w:ascii="Courier New" w:cs="Courier New" w:eastAsia="Courier New" w:hAnsi="Courier New"/>
+                <w:sz w:val="20"/>
+                <w:szCs w:val="20"/>
+              </w:rPr>
+              <w:t xml:space="preserve">I habo / you habas / she habat / we habamus / you habatis / they habant</w:t>
+            </w:r>
+          </w:p>
+        </w:tc>
+      </w:tr>
+      <w:tr>
+        <w:tc>
+          <w:tcPr>
+            <w:tcW w:type="dxa" w:w="4480"/>
+            <w:tcBorders>
+              <w:top w:val="single" w:color="CCCCCC" w:sz="1"/>
+              <w:left w:val="single" w:color="CCCCCC" w:sz="1"/>
+              <w:bottom w:val="single" w:color="CCCCCC" w:sz="1"/>
+              <w:right w:val="single" w:color="CCCCCC" w:sz="1"/>
+            </w:tcBorders>
+            <w:tcMar>
+              <w:top w:type="dxa" w:w="80"/>
+              <w:left w:type="dxa" w:w="120"/>
+              <w:bottom w:type="dxa" w:w="80"/>
+              <w:right w:type="dxa" w:w="120"/>
+            </w:tcMar>
+          </w:tcPr>
+          <w:p>
+            <w:r>
+              <w:rPr>
+                <w:rFonts w:ascii="Courier New" w:cs="Courier New" w:eastAsia="Courier New" w:hAnsi="Courier New"/>
+                <w:sz w:val="20"/>
+                <w:szCs w:val="20"/>
+              </w:rPr>
+              <w:t xml:space="preserve">have (past)</w:t>
+            </w:r>
+          </w:p>
+        </w:tc>
+        <w:tc>
+          <w:tcPr>
+            <w:tcW w:type="dxa" w:w="4480"/>
+            <w:tcBorders>
+              <w:top w:val="single" w:color="CCCCCC" w:sz="1"/>
+              <w:left w:val="single" w:color="CCCCCC" w:sz="1"/>
+              <w:bottom w:val="single" w:color="CCCCCC" w:sz="1"/>
+              <w:right w:val="single" w:color="CCCCCC" w:sz="1"/>
+            </w:tcBorders>
+            <w:tcMar>
+              <w:top w:type="dxa" w:w="80"/>
+              <w:left w:type="dxa" w:w="120"/>
+              <w:bottom w:type="dxa" w:w="80"/>
+              <w:right w:type="dxa" w:w="120"/>
+            </w:tcMar>
+          </w:tcPr>
+          <w:p>
+            <w:r>
+              <w:rPr>
+                <w:rFonts w:ascii="Courier New" w:cs="Courier New" w:eastAsia="Courier New" w:hAnsi="Courier New"/>
+                <w:sz w:val="20"/>
+                <w:szCs w:val="20"/>
+              </w:rPr>
+              <w:t xml:space="preserve">I habui / you habuisti / she habuit / we habuimus / you habuistis / they habuerunt</w:t>
+            </w:r>
+          </w:p>
+        </w:tc>
+      </w:tr>
+      <w:tr>
+        <w:tc>
+          <w:tcPr>
+            <w:tcW w:type="dxa" w:w="4480"/>
+            <w:tcBorders>
+              <w:top w:val="single" w:color="CCCCCC" w:sz="1"/>
+              <w:left w:val="single" w:color="CCCCCC" w:sz="1"/>
+              <w:bottom w:val="single" w:color="CCCCCC" w:sz="1"/>
+              <w:right w:val="single" w:color="CCCCCC" w:sz="1"/>
+            </w:tcBorders>
+            <w:tcMar>
+              <w:top w:type="dxa" w:w="80"/>
+              <w:left w:type="dxa" w:w="120"/>
+              <w:bottom w:type="dxa" w:w="80"/>
+              <w:right w:type="dxa" w:w="120"/>
+            </w:tcMar>
+          </w:tcPr>
+          <w:p>
+            <w:r>
+              <w:rPr>
+                <w:rFonts w:ascii="Courier New" w:cs="Courier New" w:eastAsia="Courier New" w:hAnsi="Courier New"/>
+                <w:sz w:val="20"/>
+                <w:szCs w:val="20"/>
+              </w:rPr>
+              <w:t xml:space="preserve">do (present)</w:t>
+            </w:r>
+          </w:p>
+        </w:tc>
+        <w:tc>
+          <w:tcPr>
+            <w:tcW w:type="dxa" w:w="4480"/>
+            <w:tcBorders>
+              <w:top w:val="single" w:color="CCCCCC" w:sz="1"/>
+              <w:left w:val="single" w:color="CCCCCC" w:sz="1"/>
+              <w:bottom w:val="single" w:color="CCCCCC" w:sz="1"/>
+              <w:right w:val="single" w:color="CCCCCC" w:sz="1"/>
+            </w:tcBorders>
+            <w:tcMar>
+              <w:top w:type="dxa" w:w="80"/>
+              <w:left w:type="dxa" w:w="120"/>
+              <w:bottom w:type="dxa" w:w="80"/>
+              <w:right w:type="dxa" w:w="120"/>
+            </w:tcMar>
+          </w:tcPr>
+          <w:p>
+            <w:r>
+              <w:rPr>
+                <w:rFonts w:ascii="Courier New" w:cs="Courier New" w:eastAsia="Courier New" w:hAnsi="Courier New"/>
+                <w:sz w:val="20"/>
+                <w:szCs w:val="20"/>
+              </w:rPr>
+              <w:t xml:space="preserve">I facio / you facis / she facit / we facimus / you facitis / they faciunt</w:t>
+            </w:r>
+          </w:p>
+        </w:tc>
+      </w:tr>
+      <w:tr>
+        <w:tc>
+          <w:tcPr>
+            <w:tcW w:type="dxa" w:w="4480"/>
+            <w:tcBorders>
+              <w:top w:val="single" w:color="CCCCCC" w:sz="1"/>
+              <w:left w:val="single" w:color="CCCCCC" w:sz="1"/>
+              <w:bottom w:val="single" w:color="CCCCCC" w:sz="1"/>
+              <w:right w:val="single" w:color="CCCCCC" w:sz="1"/>
+            </w:tcBorders>
+            <w:tcMar>
+              <w:top w:type="dxa" w:w="80"/>
+              <w:left w:type="dxa" w:w="120"/>
+              <w:bottom w:type="dxa" w:w="80"/>
+              <w:right w:type="dxa" w:w="120"/>
+            </w:tcMar>
+          </w:tcPr>
+          <w:p>
+            <w:r>
+              <w:rPr>
+                <w:rFonts w:ascii="Courier New" w:cs="Courier New" w:eastAsia="Courier New" w:hAnsi="Courier New"/>
+                <w:sz w:val="20"/>
+                <w:szCs w:val="20"/>
+              </w:rPr>
+              <w:t xml:space="preserve">do (past)</w:t>
+            </w:r>
+          </w:p>
+        </w:tc>
+        <w:tc>
+          <w:tcPr>
+            <w:tcW w:type="dxa" w:w="4480"/>
+            <w:tcBorders>
+              <w:top w:val="single" w:color="CCCCCC" w:sz="1"/>
+              <w:left w:val="single" w:color="CCCCCC" w:sz="1"/>
+              <w:bottom w:val="single" w:color="CCCCCC" w:sz="1"/>
+              <w:right w:val="single" w:color="CCCCCC" w:sz="1"/>
+            </w:tcBorders>
+            <w:tcMar>
+              <w:top w:type="dxa" w:w="80"/>
+              <w:left w:type="dxa" w:w="120"/>
+              <w:bottom w:type="dxa" w:w="80"/>
+              <w:right w:type="dxa" w:w="120"/>
+            </w:tcMar>
+          </w:tcPr>
+          <w:p>
+            <w:r>
+              <w:rPr>
+                <w:rFonts w:ascii="Courier New" w:cs="Courier New" w:eastAsia="Courier New" w:hAnsi="Courier New"/>
+                <w:sz w:val="20"/>
+                <w:szCs w:val="20"/>
+              </w:rPr>
+              <w:t xml:space="preserve">I feci / you fecisti / she fecit / we fecimus / you fecistis / they fecerunt</w:t>
+            </w:r>
+          </w:p>
+        </w:tc>
+      </w:tr>
+      <w:tr>
+        <w:tc>
+          <w:tcPr>
+            <w:tcW w:type="dxa" w:w="4480"/>
+            <w:tcBorders>
+              <w:top w:val="single" w:color="CCCCCC" w:sz="1"/>
+              <w:left w:val="single" w:color="CCCCCC" w:sz="1"/>
+              <w:bottom w:val="single" w:color="CCCCCC" w:sz="1"/>
+              <w:right w:val="single" w:color="CCCCCC" w:sz="1"/>
+            </w:tcBorders>
+            <w:tcMar>
+              <w:top w:type="dxa" w:w="80"/>
+              <w:left w:type="dxa" w:w="120"/>
+              <w:bottom w:type="dxa" w:w="80"/>
+              <w:right w:type="dxa" w:w="120"/>
+            </w:tcMar>
+          </w:tcPr>
+          <w:p>
+            <w:r>
+              <w:rPr>
+                <w:rFonts w:ascii="Courier New" w:cs="Courier New" w:eastAsia="Courier New" w:hAnsi="Courier New"/>
+                <w:sz w:val="20"/>
+                <w:szCs w:val="20"/>
+              </w:rPr>
+              <w:t xml:space="preserve">go (present)</w:t>
+            </w:r>
+          </w:p>
+        </w:tc>
+        <w:tc>
+          <w:tcPr>
+            <w:tcW w:type="dxa" w:w="4480"/>
+            <w:tcBorders>
+              <w:top w:val="single" w:color="CCCCCC" w:sz="1"/>
+              <w:left w:val="single" w:color="CCCCCC" w:sz="1"/>
+              <w:bottom w:val="single" w:color="CCCCCC" w:sz="1"/>
+              <w:right w:val="single" w:color="CCCCCC" w:sz="1"/>
+            </w:tcBorders>
+            <w:tcMar>
+              <w:top w:type="dxa" w:w="80"/>
+              <w:left w:type="dxa" w:w="120"/>
+              <w:bottom w:type="dxa" w:w="80"/>
+              <w:right w:type="dxa" w:w="120"/>
+            </w:tcMar>
+          </w:tcPr>
+          <w:p>
+            <w:r>
+              <w:rPr>
+                <w:rFonts w:ascii="Courier New" w:cs="Courier New" w:eastAsia="Courier New" w:hAnsi="Courier New"/>
+                <w:sz w:val="20"/>
+                <w:szCs w:val="20"/>
+              </w:rPr>
+              <w:t xml:space="preserve">I vado / you vadas / she vadat / we vadamus / you vadatis / they vadant</w:t>
+            </w:r>
+          </w:p>
+        </w:tc>
+      </w:tr>
+      <w:tr>
+        <w:tc>
+          <w:tcPr>
+            <w:tcW w:type="dxa" w:w="4480"/>
+            <w:tcBorders>
+              <w:top w:val="single" w:color="CCCCCC" w:sz="1"/>
+              <w:left w:val="single" w:color="CCCCCC" w:sz="1"/>
+              <w:bottom w:val="single" w:color="CCCCCC" w:sz="1"/>
+              <w:right w:val="single" w:color="CCCCCC" w:sz="1"/>
+            </w:tcBorders>
+            <w:tcMar>
+              <w:top w:type="dxa" w:w="80"/>
+              <w:left w:type="dxa" w:w="120"/>
+              <w:bottom w:type="dxa" w:w="80"/>
+              <w:right w:type="dxa" w:w="120"/>
+            </w:tcMar>
+          </w:tcPr>
+          <w:p>
+            <w:r>
+              <w:rPr>
+                <w:rFonts w:ascii="Courier New" w:cs="Courier New" w:eastAsia="Courier New" w:hAnsi="Courier New"/>
+                <w:sz w:val="20"/>
+                <w:szCs w:val="20"/>
+              </w:rPr>
+              <w:t xml:space="preserve">go (past)</w:t>
+            </w:r>
+          </w:p>
+        </w:tc>
+        <w:tc>
+          <w:tcPr>
+            <w:tcW w:type="dxa" w:w="4480"/>
+            <w:tcBorders>
+              <w:top w:val="single" w:color="CCCCCC" w:sz="1"/>
+              <w:left w:val="single" w:color="CCCCCC" w:sz="1"/>
+              <w:bottom w:val="single" w:color="CCCCCC" w:sz="1"/>
+              <w:right w:val="single" w:color="CCCCCC" w:sz="1"/>
+            </w:tcBorders>
+            <w:tcMar>
+              <w:top w:type="dxa" w:w="80"/>
+              <w:left w:type="dxa" w:w="120"/>
+              <w:bottom w:type="dxa" w:w="80"/>
+              <w:right w:type="dxa" w:w="120"/>
+            </w:tcMar>
+          </w:tcPr>
+          <w:p>
+            <w:r>
+              <w:rPr>
+                <w:rFonts w:ascii="Courier New" w:cs="Courier New" w:eastAsia="Courier New" w:hAnsi="Courier New"/>
+                <w:sz w:val="20"/>
+                <w:szCs w:val="20"/>
+              </w:rPr>
+              <w:t xml:space="preserve">I vadi / you vadisti / she vadit / we vadimus / you vadistis / they vaderunt</w:t>
+            </w:r>
+          </w:p>
+        </w:tc>
+      </w:tr>
+    </w:tbl>
+    <w:p>
+      <w:r>
+        <w:t xml:space="preserve">Participles, gerunds, and infinitives are unchanged. If the change can't figure out the subject (e.g., an imperative ‘Run!’ or a fragment), it leaves the verb in its base form.</w:t>
       </w:r>
     </w:p>
     <w:p>
@@ -6698,7 +7393,7 @@
                 <w:sz w:val="20"/>
                 <w:szCs w:val="20"/>
               </w:rPr>
-              <w:t xml:space="preserve">i thinko this beat good .</w:t>
+              <w:t xml:space="preserve">i thinko this est good .</w:t>
             </w:r>
           </w:p>
         </w:tc>
@@ -6720,7 +7415,7 @@
           </w:tcPr>
           <w:p>
             <w:r>
-              <w:t xml:space="preserve">c — ‘think’ + 1sg ‘-o’ → ‘thinko’; ‘is’ + 3sg ‘-at’ → ‘beat’ (be + at)</w:t>
+              <w:t xml:space="preserve">c — ‘think’ + 1sg ‘-o’; ‘is’ → suppletive ‘est’ (NOT ‘beat’)</w:t>
             </w:r>
           </w:p>
         </w:tc>
@@ -6798,7 +7493,7 @@
           </w:tcPr>
           <w:p>
             <w:r>
-              <w:t xml:space="preserve">c — ‘eats’ → ‘eatat’ (eat + 3sg suffix)</w:t>
+              <w:t xml:space="preserve">c — regular: ‘eats’ → ‘eat + at’</w:t>
             </w:r>
           </w:p>
         </w:tc>
@@ -6876,7 +7571,7 @@
           </w:tcPr>
           <w:p>
             <w:r>
-              <w:t xml:space="preserve">c — ‘like’ + 1pl ‘-amus’ → ‘likeamus’</w:t>
+              <w:t xml:space="preserve">c — regular 1pl</w:t>
             </w:r>
           </w:p>
         </w:tc>
@@ -6905,34 +7600,34 @@
                 <w:sz w:val="20"/>
                 <w:szCs w:val="20"/>
               </w:rPr>
-              <w:t xml:space="preserve">they run fast .</w:t>
-            </w:r>
-          </w:p>
-        </w:tc>
-        <w:tc>
-          <w:tcPr>
-            <w:tcW w:type="dxa" w:w="3300"/>
-            <w:tcBorders>
-              <w:top w:val="single" w:color="CCCCCC" w:sz="1"/>
-              <w:left w:val="single" w:color="CCCCCC" w:sz="1"/>
-              <w:bottom w:val="single" w:color="CCCCCC" w:sz="1"/>
-              <w:right w:val="single" w:color="CCCCCC" w:sz="1"/>
-            </w:tcBorders>
-            <w:tcMar>
-              <w:top w:type="dxa" w:w="80"/>
-              <w:left w:type="dxa" w:w="120"/>
-              <w:bottom w:type="dxa" w:w="80"/>
-              <w:right w:type="dxa" w:w="120"/>
-            </w:tcMar>
-          </w:tcPr>
-          <w:p>
-            <w:r>
-              <w:rPr>
-                <w:rFonts w:ascii="Courier New" w:cs="Courier New" w:eastAsia="Courier New" w:hAnsi="Courier New"/>
-                <w:sz w:val="20"/>
-                <w:szCs w:val="20"/>
-              </w:rPr>
-              <w:t xml:space="preserve">they runant fast .</w:t>
+              <w:t xml:space="preserve">they ran fast .</w:t>
+            </w:r>
+          </w:p>
+        </w:tc>
+        <w:tc>
+          <w:tcPr>
+            <w:tcW w:type="dxa" w:w="3300"/>
+            <w:tcBorders>
+              <w:top w:val="single" w:color="CCCCCC" w:sz="1"/>
+              <w:left w:val="single" w:color="CCCCCC" w:sz="1"/>
+              <w:bottom w:val="single" w:color="CCCCCC" w:sz="1"/>
+              <w:right w:val="single" w:color="CCCCCC" w:sz="1"/>
+            </w:tcBorders>
+            <w:tcMar>
+              <w:top w:type="dxa" w:w="80"/>
+              <w:left w:type="dxa" w:w="120"/>
+              <w:bottom w:type="dxa" w:w="80"/>
+              <w:right w:type="dxa" w:w="120"/>
+            </w:tcMar>
+          </w:tcPr>
+          <w:p>
+            <w:r>
+              <w:rPr>
+                <w:rFonts w:ascii="Courier New" w:cs="Courier New" w:eastAsia="Courier New" w:hAnsi="Courier New"/>
+                <w:sz w:val="20"/>
+                <w:szCs w:val="20"/>
+              </w:rPr>
+              <w:t xml:space="preserve">they runerunt fast .</w:t>
             </w:r>
           </w:p>
         </w:tc>
@@ -6954,7 +7649,7 @@
           </w:tcPr>
           <w:p>
             <w:r>
-              <w:t xml:space="preserve">c — ‘run’ + 3pl ‘-ant’ → ‘runant’</w:t>
+              <w:t xml:space="preserve">c — past 3pl: ‘ran’ → ‘run + erunt’</w:t>
             </w:r>
           </w:p>
         </w:tc>
@@ -6983,34 +7678,34 @@
                 <w:sz w:val="20"/>
                 <w:szCs w:val="20"/>
               </w:rPr>
-              <w:t xml:space="preserve">she ran yesterday .</w:t>
-            </w:r>
-          </w:p>
-        </w:tc>
-        <w:tc>
-          <w:tcPr>
-            <w:tcW w:type="dxa" w:w="3300"/>
-            <w:tcBorders>
-              <w:top w:val="single" w:color="CCCCCC" w:sz="1"/>
-              <w:left w:val="single" w:color="CCCCCC" w:sz="1"/>
-              <w:bottom w:val="single" w:color="CCCCCC" w:sz="1"/>
-              <w:right w:val="single" w:color="CCCCCC" w:sz="1"/>
-            </w:tcBorders>
-            <w:tcMar>
-              <w:top w:type="dxa" w:w="80"/>
-              <w:left w:type="dxa" w:w="120"/>
-              <w:bottom w:type="dxa" w:w="80"/>
-              <w:right w:type="dxa" w:w="120"/>
-            </w:tcMar>
-          </w:tcPr>
-          <w:p>
-            <w:r>
-              <w:rPr>
-                <w:rFonts w:ascii="Courier New" w:cs="Courier New" w:eastAsia="Courier New" w:hAnsi="Courier New"/>
-                <w:sz w:val="20"/>
-                <w:szCs w:val="20"/>
-              </w:rPr>
-              <w:t xml:space="preserve">she ran yesterday .</w:t>
+              <w:t xml:space="preserve">she had a book .</w:t>
+            </w:r>
+          </w:p>
+        </w:tc>
+        <w:tc>
+          <w:tcPr>
+            <w:tcW w:type="dxa" w:w="3300"/>
+            <w:tcBorders>
+              <w:top w:val="single" w:color="CCCCCC" w:sz="1"/>
+              <w:left w:val="single" w:color="CCCCCC" w:sz="1"/>
+              <w:bottom w:val="single" w:color="CCCCCC" w:sz="1"/>
+              <w:right w:val="single" w:color="CCCCCC" w:sz="1"/>
+            </w:tcBorders>
+            <w:tcMar>
+              <w:top w:type="dxa" w:w="80"/>
+              <w:left w:type="dxa" w:w="120"/>
+              <w:bottom w:type="dxa" w:w="80"/>
+              <w:right w:type="dxa" w:w="120"/>
+            </w:tcMar>
+          </w:tcPr>
+          <w:p>
+            <w:r>
+              <w:rPr>
+                <w:rFonts w:ascii="Courier New" w:cs="Courier New" w:eastAsia="Courier New" w:hAnsi="Courier New"/>
+                <w:sz w:val="20"/>
+                <w:szCs w:val="20"/>
+              </w:rPr>
+              <w:t xml:space="preserve">she habuit a book .</w:t>
             </w:r>
           </w:p>
         </w:tc>
@@ -7032,7 +7727,7 @@
           </w:tcPr>
           <w:p>
             <w:r>
-              <w:t xml:space="preserve">c — ‘ran’ is past tense; correctly left unchanged</w:t>
+              <w:t xml:space="preserve">c — past 3sg of ‘have’: suppletive ‘habuit’</w:t>
             </w:r>
           </w:p>
         </w:tc>
@@ -7061,6 +7756,84 @@
                 <w:sz w:val="20"/>
                 <w:szCs w:val="20"/>
               </w:rPr>
+              <w:t xml:space="preserve">he goes home .</w:t>
+            </w:r>
+          </w:p>
+        </w:tc>
+        <w:tc>
+          <w:tcPr>
+            <w:tcW w:type="dxa" w:w="3300"/>
+            <w:tcBorders>
+              <w:top w:val="single" w:color="CCCCCC" w:sz="1"/>
+              <w:left w:val="single" w:color="CCCCCC" w:sz="1"/>
+              <w:bottom w:val="single" w:color="CCCCCC" w:sz="1"/>
+              <w:right w:val="single" w:color="CCCCCC" w:sz="1"/>
+            </w:tcBorders>
+            <w:tcMar>
+              <w:top w:type="dxa" w:w="80"/>
+              <w:left w:type="dxa" w:w="120"/>
+              <w:bottom w:type="dxa" w:w="80"/>
+              <w:right w:type="dxa" w:w="120"/>
+            </w:tcMar>
+          </w:tcPr>
+          <w:p>
+            <w:r>
+              <w:rPr>
+                <w:rFonts w:ascii="Courier New" w:cs="Courier New" w:eastAsia="Courier New" w:hAnsi="Courier New"/>
+                <w:sz w:val="20"/>
+                <w:szCs w:val="20"/>
+              </w:rPr>
+              <w:t xml:space="preserve">he vadat home .</w:t>
+            </w:r>
+          </w:p>
+        </w:tc>
+        <w:tc>
+          <w:tcPr>
+            <w:tcW w:type="dxa" w:w="2360"/>
+            <w:tcBorders>
+              <w:top w:val="single" w:color="CCCCCC" w:sz="1"/>
+              <w:left w:val="single" w:color="CCCCCC" w:sz="1"/>
+              <w:bottom w:val="single" w:color="CCCCCC" w:sz="1"/>
+              <w:right w:val="single" w:color="CCCCCC" w:sz="1"/>
+            </w:tcBorders>
+            <w:tcMar>
+              <w:top w:type="dxa" w:w="80"/>
+              <w:left w:type="dxa" w:w="120"/>
+              <w:bottom w:type="dxa" w:w="80"/>
+              <w:right w:type="dxa" w:w="120"/>
+            </w:tcMar>
+          </w:tcPr>
+          <w:p>
+            <w:r>
+              <w:t xml:space="preserve">c — present 3sg of ‘go’: suppletive ‘vadat’ (NOT ‘goat’)</w:t>
+            </w:r>
+          </w:p>
+        </w:tc>
+      </w:tr>
+      <w:tr>
+        <w:tc>
+          <w:tcPr>
+            <w:tcW w:type="dxa" w:w="3300"/>
+            <w:tcBorders>
+              <w:top w:val="single" w:color="CCCCCC" w:sz="1"/>
+              <w:left w:val="single" w:color="CCCCCC" w:sz="1"/>
+              <w:bottom w:val="single" w:color="CCCCCC" w:sz="1"/>
+              <w:right w:val="single" w:color="CCCCCC" w:sz="1"/>
+            </w:tcBorders>
+            <w:tcMar>
+              <w:top w:type="dxa" w:w="80"/>
+              <w:left w:type="dxa" w:w="120"/>
+              <w:bottom w:type="dxa" w:w="80"/>
+              <w:right w:type="dxa" w:w="120"/>
+            </w:tcMar>
+          </w:tcPr>
+          <w:p>
+            <w:r>
+              <w:rPr>
+                <w:rFonts w:ascii="Courier New" w:cs="Courier New" w:eastAsia="Courier New" w:hAnsi="Courier New"/>
+                <w:sz w:val="20"/>
+                <w:szCs w:val="20"/>
+              </w:rPr>
               <w:t xml:space="preserve">the dog is sleeping .</w:t>
             </w:r>
           </w:p>
@@ -7088,7 +7861,7 @@
                 <w:sz w:val="20"/>
                 <w:szCs w:val="20"/>
               </w:rPr>
-              <w:t xml:space="preserve">the dog beat sleeping .</w:t>
+              <w:t xml:space="preserve">the dog est sleeping .</w:t>
             </w:r>
           </w:p>
         </w:tc>
@@ -7110,7 +7883,7 @@
           </w:tcPr>
           <w:p>
             <w:r>
-              <w:t xml:space="preserve">c — ‘is’ + 3sg → ‘beat’; ‘sleeping’ is a participle, unchanged</w:t>
+              <w:t xml:space="preserve">c — ‘is’ → ‘est’; ‘sleeping’ is a participle, unchanged</w:t>
             </w:r>
           </w:p>
         </w:tc>
@@ -7122,7 +7895,7 @@
         <w:spacing w:after="120" w:before="240"/>
       </w:pPr>
       <w:r>
-        <w:t xml:space="preserve">What ‘incorrect’ looks like (including the known bug)</w:t>
+        <w:t xml:space="preserve">What ‘incorrect’ looks like</w:t>
       </w:r>
     </w:p>
     <w:tbl>
@@ -7270,34 +8043,34 @@
                 <w:sz w:val="20"/>
                 <w:szCs w:val="20"/>
               </w:rPr>
-              <w:t xml:space="preserve">it's a long day .</w:t>
-            </w:r>
-          </w:p>
-        </w:tc>
-        <w:tc>
-          <w:tcPr>
-            <w:tcW w:type="dxa" w:w="3300"/>
-            <w:tcBorders>
-              <w:top w:val="single" w:color="CCCCCC" w:sz="1"/>
-              <w:left w:val="single" w:color="CCCCCC" w:sz="1"/>
-              <w:bottom w:val="single" w:color="CCCCCC" w:sz="1"/>
-              <w:right w:val="single" w:color="CCCCCC" w:sz="1"/>
-            </w:tcBorders>
-            <w:tcMar>
-              <w:top w:type="dxa" w:w="80"/>
-              <w:left w:type="dxa" w:w="120"/>
-              <w:bottom w:type="dxa" w:w="80"/>
-              <w:right w:type="dxa" w:w="120"/>
-            </w:tcMar>
-          </w:tcPr>
-          <w:p>
-            <w:r>
-              <w:rPr>
-                <w:rFonts w:ascii="Courier New" w:cs="Courier New" w:eastAsia="Courier New" w:hAnsi="Courier New"/>
-                <w:sz w:val="20"/>
-                <w:szCs w:val="20"/>
-              </w:rPr>
-              <w:t xml:space="preserve">itbeat a long day .</w:t>
+              <w:t xml:space="preserve">she eats fish .</w:t>
+            </w:r>
+          </w:p>
+        </w:tc>
+        <w:tc>
+          <w:tcPr>
+            <w:tcW w:type="dxa" w:w="3300"/>
+            <w:tcBorders>
+              <w:top w:val="single" w:color="CCCCCC" w:sz="1"/>
+              <w:left w:val="single" w:color="CCCCCC" w:sz="1"/>
+              <w:bottom w:val="single" w:color="CCCCCC" w:sz="1"/>
+              <w:right w:val="single" w:color="CCCCCC" w:sz="1"/>
+            </w:tcBorders>
+            <w:tcMar>
+              <w:top w:type="dxa" w:w="80"/>
+              <w:left w:type="dxa" w:w="120"/>
+              <w:bottom w:type="dxa" w:w="80"/>
+              <w:right w:type="dxa" w:w="120"/>
+            </w:tcMar>
+          </w:tcPr>
+          <w:p>
+            <w:r>
+              <w:rPr>
+                <w:rFonts w:ascii="Courier New" w:cs="Courier New" w:eastAsia="Courier New" w:hAnsi="Courier New"/>
+                <w:sz w:val="20"/>
+                <w:szCs w:val="20"/>
+              </w:rPr>
+              <w:t xml:space="preserve">she eats fish .</w:t>
             </w:r>
           </w:p>
         </w:tc>
@@ -7319,7 +8092,7 @@
           </w:tcPr>
           <w:p>
             <w:r>
-              <w:t xml:space="preserve">i — contraction-glue bug + suffix</w:t>
+              <w:t xml:space="preserve">i — ‘eats’ should have gotten the 3sg suffix</w:t>
             </w:r>
           </w:p>
         </w:tc>
@@ -7348,34 +8121,34 @@
                 <w:sz w:val="20"/>
                 <w:szCs w:val="20"/>
               </w:rPr>
-              <w:t xml:space="preserve">we're going home .</w:t>
-            </w:r>
-          </w:p>
-        </w:tc>
-        <w:tc>
-          <w:tcPr>
-            <w:tcW w:type="dxa" w:w="3300"/>
-            <w:tcBorders>
-              <w:top w:val="single" w:color="CCCCCC" w:sz="1"/>
-              <w:left w:val="single" w:color="CCCCCC" w:sz="1"/>
-              <w:bottom w:val="single" w:color="CCCCCC" w:sz="1"/>
-              <w:right w:val="single" w:color="CCCCCC" w:sz="1"/>
-            </w:tcBorders>
-            <w:tcMar>
-              <w:top w:type="dxa" w:w="80"/>
-              <w:left w:type="dxa" w:w="120"/>
-              <w:bottom w:type="dxa" w:w="80"/>
-              <w:right w:type="dxa" w:w="120"/>
-            </w:tcMar>
-          </w:tcPr>
-          <w:p>
-            <w:r>
-              <w:rPr>
-                <w:rFonts w:ascii="Courier New" w:cs="Courier New" w:eastAsia="Courier New" w:hAnsi="Courier New"/>
-                <w:sz w:val="20"/>
-                <w:szCs w:val="20"/>
-              </w:rPr>
-              <w:t xml:space="preserve">webeamus going home .</w:t>
+              <w:t xml:space="preserve">she goes home .</w:t>
+            </w:r>
+          </w:p>
+        </w:tc>
+        <w:tc>
+          <w:tcPr>
+            <w:tcW w:type="dxa" w:w="3300"/>
+            <w:tcBorders>
+              <w:top w:val="single" w:color="CCCCCC" w:sz="1"/>
+              <w:left w:val="single" w:color="CCCCCC" w:sz="1"/>
+              <w:bottom w:val="single" w:color="CCCCCC" w:sz="1"/>
+              <w:right w:val="single" w:color="CCCCCC" w:sz="1"/>
+            </w:tcBorders>
+            <w:tcMar>
+              <w:top w:type="dxa" w:w="80"/>
+              <w:left w:type="dxa" w:w="120"/>
+              <w:bottom w:type="dxa" w:w="80"/>
+              <w:right w:type="dxa" w:w="120"/>
+            </w:tcMar>
+          </w:tcPr>
+          <w:p>
+            <w:r>
+              <w:rPr>
+                <w:rFonts w:ascii="Courier New" w:cs="Courier New" w:eastAsia="Courier New" w:hAnsi="Courier New"/>
+                <w:sz w:val="20"/>
+                <w:szCs w:val="20"/>
+              </w:rPr>
+              <w:t xml:space="preserve">she goat home .</w:t>
             </w:r>
           </w:p>
         </w:tc>
@@ -7397,7 +8170,7 @@
           </w:tcPr>
           <w:p>
             <w:r>
-              <w:t xml:space="preserve">i — contraction-glue bug; also ‘going’ unchanged is fine</w:t>
+              <w:t xml:space="preserve">i — should be suppletive ‘vadat’, not the regular ‘goat’</w:t>
             </w:r>
           </w:p>
         </w:tc>
@@ -7426,34 +8199,34 @@
                 <w:sz w:val="20"/>
                 <w:szCs w:val="20"/>
               </w:rPr>
-              <w:t xml:space="preserve">he doesn't know .</w:t>
-            </w:r>
-          </w:p>
-        </w:tc>
-        <w:tc>
-          <w:tcPr>
-            <w:tcW w:type="dxa" w:w="3300"/>
-            <w:tcBorders>
-              <w:top w:val="single" w:color="CCCCCC" w:sz="1"/>
-              <w:left w:val="single" w:color="CCCCCC" w:sz="1"/>
-              <w:bottom w:val="single" w:color="CCCCCC" w:sz="1"/>
-              <w:right w:val="single" w:color="CCCCCC" w:sz="1"/>
-            </w:tcBorders>
-            <w:tcMar>
-              <w:top w:type="dxa" w:w="80"/>
-              <w:left w:type="dxa" w:w="120"/>
-              <w:bottom w:type="dxa" w:w="80"/>
-              <w:right w:type="dxa" w:w="120"/>
-            </w:tcMar>
-          </w:tcPr>
-          <w:p>
-            <w:r>
-              <w:rPr>
-                <w:rFonts w:ascii="Courier New" w:cs="Courier New" w:eastAsia="Courier New" w:hAnsi="Courier New"/>
-                <w:sz w:val="20"/>
-                <w:szCs w:val="20"/>
-              </w:rPr>
-              <w:t xml:space="preserve">he doantt know .</w:t>
+              <w:t xml:space="preserve">he is happy .</w:t>
+            </w:r>
+          </w:p>
+        </w:tc>
+        <w:tc>
+          <w:tcPr>
+            <w:tcW w:type="dxa" w:w="3300"/>
+            <w:tcBorders>
+              <w:top w:val="single" w:color="CCCCCC" w:sz="1"/>
+              <w:left w:val="single" w:color="CCCCCC" w:sz="1"/>
+              <w:bottom w:val="single" w:color="CCCCCC" w:sz="1"/>
+              <w:right w:val="single" w:color="CCCCCC" w:sz="1"/>
+            </w:tcBorders>
+            <w:tcMar>
+              <w:top w:type="dxa" w:w="80"/>
+              <w:left w:type="dxa" w:w="120"/>
+              <w:bottom w:type="dxa" w:w="80"/>
+              <w:right w:type="dxa" w:w="120"/>
+            </w:tcMar>
+          </w:tcPr>
+          <w:p>
+            <w:r>
+              <w:rPr>
+                <w:rFonts w:ascii="Courier New" w:cs="Courier New" w:eastAsia="Courier New" w:hAnsi="Courier New"/>
+                <w:sz w:val="20"/>
+                <w:szCs w:val="20"/>
+              </w:rPr>
+              <w:t xml:space="preserve">he beat happy .</w:t>
             </w:r>
           </w:p>
         </w:tc>
@@ -7475,7 +8248,7 @@
           </w:tcPr>
           <w:p>
             <w:r>
-              <w:t xml:space="preserve">i — contraction glue + suffix</w:t>
+              <w:t xml:space="preserve">i — should be suppletive ‘est’, not regular ‘beat’</w:t>
             </w:r>
           </w:p>
         </w:tc>
@@ -7504,34 +8277,34 @@
                 <w:sz w:val="20"/>
                 <w:szCs w:val="20"/>
               </w:rPr>
-              <w:t xml:space="preserve">she eats fish .</w:t>
-            </w:r>
-          </w:p>
-        </w:tc>
-        <w:tc>
-          <w:tcPr>
-            <w:tcW w:type="dxa" w:w="3300"/>
-            <w:tcBorders>
-              <w:top w:val="single" w:color="CCCCCC" w:sz="1"/>
-              <w:left w:val="single" w:color="CCCCCC" w:sz="1"/>
-              <w:bottom w:val="single" w:color="CCCCCC" w:sz="1"/>
-              <w:right w:val="single" w:color="CCCCCC" w:sz="1"/>
-            </w:tcBorders>
-            <w:tcMar>
-              <w:top w:type="dxa" w:w="80"/>
-              <w:left w:type="dxa" w:w="120"/>
-              <w:bottom w:type="dxa" w:w="80"/>
-              <w:right w:type="dxa" w:w="120"/>
-            </w:tcMar>
-          </w:tcPr>
-          <w:p>
-            <w:r>
-              <w:rPr>
-                <w:rFonts w:ascii="Courier New" w:cs="Courier New" w:eastAsia="Courier New" w:hAnsi="Courier New"/>
-                <w:sz w:val="20"/>
-                <w:szCs w:val="20"/>
-              </w:rPr>
-              <w:t xml:space="preserve">she eats fish .</w:t>
+              <w:t xml:space="preserve">she gave it to him .</w:t>
+            </w:r>
+          </w:p>
+        </w:tc>
+        <w:tc>
+          <w:tcPr>
+            <w:tcW w:type="dxa" w:w="3300"/>
+            <w:tcBorders>
+              <w:top w:val="single" w:color="CCCCCC" w:sz="1"/>
+              <w:left w:val="single" w:color="CCCCCC" w:sz="1"/>
+              <w:bottom w:val="single" w:color="CCCCCC" w:sz="1"/>
+              <w:right w:val="single" w:color="CCCCCC" w:sz="1"/>
+            </w:tcBorders>
+            <w:tcMar>
+              <w:top w:type="dxa" w:w="80"/>
+              <w:left w:type="dxa" w:w="120"/>
+              <w:bottom w:type="dxa" w:w="80"/>
+              <w:right w:type="dxa" w:w="120"/>
+            </w:tcMar>
+          </w:tcPr>
+          <w:p>
+            <w:r>
+              <w:rPr>
+                <w:rFonts w:ascii="Courier New" w:cs="Courier New" w:eastAsia="Courier New" w:hAnsi="Courier New"/>
+                <w:sz w:val="20"/>
+                <w:szCs w:val="20"/>
+              </w:rPr>
+              <w:t xml:space="preserve">she giveat it to him .</w:t>
             </w:r>
           </w:p>
         </w:tc>
@@ -7553,7 +8326,7 @@
           </w:tcPr>
           <w:p>
             <w:r>
-              <w:t xml:space="preserve">i — ‘eats’ should have gotten the 3sg suffix</w:t>
+              <w:t xml:space="preserve">i — ‘gave’ is past tense; 3sg-past suffix is ‘-it’, so should be ‘giveit’</w:t>
             </w:r>
           </w:p>
         </w:tc>
@@ -7582,34 +8355,34 @@
                 <w:sz w:val="20"/>
                 <w:szCs w:val="20"/>
               </w:rPr>
-              <w:t xml:space="preserve">i ate dinner .</w:t>
-            </w:r>
-          </w:p>
-        </w:tc>
-        <w:tc>
-          <w:tcPr>
-            <w:tcW w:type="dxa" w:w="3300"/>
-            <w:tcBorders>
-              <w:top w:val="single" w:color="CCCCCC" w:sz="1"/>
-              <w:left w:val="single" w:color="CCCCCC" w:sz="1"/>
-              <w:bottom w:val="single" w:color="CCCCCC" w:sz="1"/>
-              <w:right w:val="single" w:color="CCCCCC" w:sz="1"/>
-            </w:tcBorders>
-            <w:tcMar>
-              <w:top w:type="dxa" w:w="80"/>
-              <w:left w:type="dxa" w:w="120"/>
-              <w:bottom w:type="dxa" w:w="80"/>
-              <w:right w:type="dxa" w:w="120"/>
-            </w:tcMar>
-          </w:tcPr>
-          <w:p>
-            <w:r>
-              <w:rPr>
-                <w:rFonts w:ascii="Courier New" w:cs="Courier New" w:eastAsia="Courier New" w:hAnsi="Courier New"/>
-                <w:sz w:val="20"/>
-                <w:szCs w:val="20"/>
-              </w:rPr>
-              <w:t xml:space="preserve">i ateo dinner .</w:t>
+              <w:t xml:space="preserve">i ran yesterday .</w:t>
+            </w:r>
+          </w:p>
+        </w:tc>
+        <w:tc>
+          <w:tcPr>
+            <w:tcW w:type="dxa" w:w="3300"/>
+            <w:tcBorders>
+              <w:top w:val="single" w:color="CCCCCC" w:sz="1"/>
+              <w:left w:val="single" w:color="CCCCCC" w:sz="1"/>
+              <w:bottom w:val="single" w:color="CCCCCC" w:sz="1"/>
+              <w:right w:val="single" w:color="CCCCCC" w:sz="1"/>
+            </w:tcBorders>
+            <w:tcMar>
+              <w:top w:type="dxa" w:w="80"/>
+              <w:left w:type="dxa" w:w="120"/>
+              <w:bottom w:type="dxa" w:w="80"/>
+              <w:right w:type="dxa" w:w="120"/>
+            </w:tcMar>
+          </w:tcPr>
+          <w:p>
+            <w:r>
+              <w:rPr>
+                <w:rFonts w:ascii="Courier New" w:cs="Courier New" w:eastAsia="Courier New" w:hAnsi="Courier New"/>
+                <w:sz w:val="20"/>
+                <w:szCs w:val="20"/>
+              </w:rPr>
+              <w:t xml:space="preserve">i ran yesterday .</w:t>
             </w:r>
           </w:p>
         </w:tc>
@@ -7631,7 +8404,85 @@
           </w:tcPr>
           <w:p>
             <w:r>
-              <w:t xml:space="preserve">i — ‘ate’ is past tense; the rule should NOT add a suffix</w:t>
+              <w:t xml:space="preserve">i — ‘ran’ should have gotten the past 1sg suffix (‘runi’)</w:t>
+            </w:r>
+          </w:p>
+        </w:tc>
+      </w:tr>
+      <w:tr>
+        <w:tc>
+          <w:tcPr>
+            <w:tcW w:type="dxa" w:w="3300"/>
+            <w:tcBorders>
+              <w:top w:val="single" w:color="CCCCCC" w:sz="1"/>
+              <w:left w:val="single" w:color="CCCCCC" w:sz="1"/>
+              <w:bottom w:val="single" w:color="CCCCCC" w:sz="1"/>
+              <w:right w:val="single" w:color="CCCCCC" w:sz="1"/>
+            </w:tcBorders>
+            <w:tcMar>
+              <w:top w:type="dxa" w:w="80"/>
+              <w:left w:type="dxa" w:w="120"/>
+              <w:bottom w:type="dxa" w:w="80"/>
+              <w:right w:type="dxa" w:w="120"/>
+            </w:tcMar>
+          </w:tcPr>
+          <w:p>
+            <w:r>
+              <w:rPr>
+                <w:rFonts w:ascii="Courier New" w:cs="Courier New" w:eastAsia="Courier New" w:hAnsi="Courier New"/>
+                <w:sz w:val="20"/>
+                <w:szCs w:val="20"/>
+              </w:rPr>
+              <w:t xml:space="preserve">the meeting was long .</w:t>
+            </w:r>
+          </w:p>
+        </w:tc>
+        <w:tc>
+          <w:tcPr>
+            <w:tcW w:type="dxa" w:w="3300"/>
+            <w:tcBorders>
+              <w:top w:val="single" w:color="CCCCCC" w:sz="1"/>
+              <w:left w:val="single" w:color="CCCCCC" w:sz="1"/>
+              <w:bottom w:val="single" w:color="CCCCCC" w:sz="1"/>
+              <w:right w:val="single" w:color="CCCCCC" w:sz="1"/>
+            </w:tcBorders>
+            <w:tcMar>
+              <w:top w:type="dxa" w:w="80"/>
+              <w:left w:type="dxa" w:w="120"/>
+              <w:bottom w:type="dxa" w:w="80"/>
+              <w:right w:type="dxa" w:w="120"/>
+            </w:tcMar>
+          </w:tcPr>
+          <w:p>
+            <w:r>
+              <w:rPr>
+                <w:rFonts w:ascii="Courier New" w:cs="Courier New" w:eastAsia="Courier New" w:hAnsi="Courier New"/>
+                <w:sz w:val="20"/>
+                <w:szCs w:val="20"/>
+              </w:rPr>
+              <w:t xml:space="preserve">the meet fuit long .</w:t>
+            </w:r>
+          </w:p>
+        </w:tc>
+        <w:tc>
+          <w:tcPr>
+            <w:tcW w:type="dxa" w:w="2360"/>
+            <w:tcBorders>
+              <w:top w:val="single" w:color="CCCCCC" w:sz="1"/>
+              <w:left w:val="single" w:color="CCCCCC" w:sz="1"/>
+              <w:bottom w:val="single" w:color="CCCCCC" w:sz="1"/>
+              <w:right w:val="single" w:color="CCCCCC" w:sz="1"/>
+            </w:tcBorders>
+            <w:tcMar>
+              <w:top w:type="dxa" w:w="80"/>
+              <w:left w:type="dxa" w:w="120"/>
+              <w:bottom w:type="dxa" w:w="80"/>
+              <w:right w:type="dxa" w:w="120"/>
+            </w:tcMar>
+          </w:tcPr>
+          <w:p>
+            <w:r>
+              <w:t xml:space="preserve">i — ‘meeting’ is a noun here, not a verb; should not have been touched</w:t>
             </w:r>
           </w:p>
         </w:tc>
@@ -7918,7 +8769,7 @@
           </w:tcPr>
           <w:p>
             <w:r>
-              <w:t xml:space="preserve">b — non-pronoun subject (proper nouns); ‘they’ would be ‘-ant’ but it's not obvious the change should generalize this way. Borderline.</w:t>
+              <w:t xml:space="preserve">b — non-pronoun subject (proper nouns); whether the change should generalize ‘they’ here is debatable. Borderline.</w:t>
             </w:r>
           </w:p>
         </w:tc>
@@ -7996,7 +8847,7 @@
           </w:tcPr>
           <w:p>
             <w:r>
-              <w:t xml:space="preserve">b — ‘could’ is a modal; modals usually aren't given suffixes; ‘be’ is in base form (after a modal). Correct by rule, borderline because hard to interpret.</w:t>
+              <w:t xml:space="preserve">b — ‘could’ is a modal followed by infinitive ‘be’; modals don't get suffixes and ‘be’ here is non-finite. Correct by rule, borderline because hard to interpret.</w:t>
             </w:r>
           </w:p>
         </w:tc>
@@ -8020,7 +8871,7 @@
         </w:numPr>
       </w:pPr>
       <w:r>
-        <w:t xml:space="preserve">The bug from Change 3 carries over: contractions break in the same way, then the suffix gets appended too. ‘It's’ becomes ‘itbeat’ (it+be+at, no spaces). All such cases: incorrect.</w:t>
+        <w:t xml:space="preserve">The suppletive forms for be/have/do/go are the most common verbs in English, so they will appear constantly. Check them most carefully.</w:t>
       </w:r>
     </w:p>
     <w:p>
@@ -8032,7 +8883,7 @@
         </w:numPr>
       </w:pPr>
       <w:r>
-        <w:t xml:space="preserve">Past-tense verbs should NOT get a suffix: ‘she ran’ stays ‘she ran’, not ‘she ranat’. If you see a past-tense verb with a suffix, mark incorrect.</w:t>
+        <w:t xml:space="preserve">Past-tense English forms get LEMMATIZED first, then a past suffix is added. So ‘ran’ → ‘runit’ (lemma ‘run’ + past 3sg), not ‘ranit’.</w:t>
       </w:r>
     </w:p>
     <w:p>
@@ -8044,7 +8895,7 @@
         </w:numPr>
       </w:pPr>
       <w:r>
-        <w:t xml:space="preserve">Participles and gerunds (‘running’, ‘sleeping’, ‘been’) should not get a suffix either. If they do, mark incorrect.</w:t>
+        <w:t xml:space="preserve">Participles and gerunds (‘running’, ‘sleeping’, ‘been’, ‘gone’) are NOT given suffixes. If they get one (‘runningat’, ‘sleepingat’), mark incorrect.</w:t>
       </w:r>
     </w:p>
     <w:p>
@@ -8056,7 +8907,7 @@
         </w:numPr>
       </w:pPr>
       <w:r>
-        <w:t xml:space="preserve">‘She runs’ → ‘she runat’ is correct (the rule lemmatizes ‘runs’ to ‘run’ and then adds the suffix). It looks weird but it's the rule.</w:t>
+        <w:t xml:space="preserve">Modals (‘can’, ‘could’, ‘will’, ‘would’, ‘shall’, ‘should’, ‘may’, ‘might’, ‘must’) are NOT given suffixes — they don't carry tense in spaCy's analysis.</w:t>
       </w:r>
     </w:p>
     <w:p>
@@ -8068,7 +8919,7 @@
         </w:numPr>
       </w:pPr>
       <w:r>
-        <w:t xml:space="preserve">Modals (‘can’, ‘could’, ‘will’, ‘would’, etc.) shouldn't get a suffix. If you see ‘canat’ or ‘wouldo’, mark incorrect.</w:t>
+        <w:t xml:space="preserve">Some words can be either verbs or nouns (‘running’, ‘meeting’, ‘fishing’). Only the verb uses should get suffixes; nouns should not.</w:t>
       </w:r>
     </w:p>
     <w:p>
@@ -8080,7 +8931,7 @@
         </w:numPr>
       </w:pPr>
       <w:r>
-        <w:t xml:space="preserve">The result will look very strange. That's the point — don't mark incorrect just for being weird. Mark incorrect only when the rule visibly mishandled something.</w:t>
+        <w:t xml:space="preserve">The result will look very strange. That's the point. Mark incorrect only when the rule visibly mishandled something.</w:t>
       </w:r>
     </w:p>
     <w:p>
@@ -8110,7 +8961,7 @@
     </w:p>
     <w:p>
       <w:r>
-        <w:t xml:space="preserve">Send the four files back. We'll calculate the correctness rate for each change. The two with the known contraction bug will likely show a lot of incorrects — that's expected and gives us a measurement of how much of the corpus is affected by the bug, which is information we want.</w:t>
+        <w:t xml:space="preserve">Send the four files back. We'll calculate the correctness rate for each change. The result becomes a key part of the paper's methodology section.</w:t>
       </w:r>
     </w:p>
     <w:p>
@@ -8120,7 +8971,7 @@
     </w:p>
     <w:p>
       <w:r>
-        <w:t xml:space="preserve">If you find a pattern of mistakes that seems important beyond the known bug, please mention it in the notes column for one or two examples.</w:t>
+        <w:t xml:space="preserve">If you find a pattern of mistakes that seems important, please mention it in the notes column for one or two examples.</w:t>
       </w:r>
     </w:p>
     <w:p>

--- a/data/validation_samples/2026-04-24/coding_guide/English_Intervention_Coding_Guide.docx
+++ b/data/validation_samples/2026-04-24/coding_guide/English_Intervention_Coding_Guide.docx
@@ -247,7 +247,7 @@
         <w:t xml:space="preserve">Enrich verbal morphology (add fake agreement)</w:t>
       </w:r>
       <w:r>
-        <w:t xml:space="preserve"> — invent a system of suffixes to attach to verbs that signals the subject's person, number, and tense. The suffixes are made up (Latin-style). For present tense: -o, -as, -at, -amus, -atis, -ant (1sg/2sg/3sg/1pl/2pl/3pl). For past tense: -i, -isti, -it, -imus, -istis, -erunt. The four highest-frequency verbs (be, have, do, go) use hand-crafted Latin paradigms instead, both to avoid English homographs (be+at would equal ‘beat’; go+at would equal ‘goat’) and to mimic the way Romance languages mark high-frequency verbs irregularly. So ‘I run’ becomes ‘I runo’, ‘they ran’ becomes ‘they runerunt’, ‘she is’ becomes ‘she est’.</w:t>
+        <w:t xml:space="preserve"> — invent a system of suffixes to attach to verbs that signals the subject's person, number, and tense. The suffixes are made up (Latin-inspired). For present tense: -o, -aks, -akt, -amus, -atis, -ant (1sg/2sg/3sg/1pl/2pl/3pl). For past tense: -i, -isti, -ikt, -imus, -istis, -erunt. The four highest-frequency verbs (be, have, do, go) use hand-crafted suppletive paradigms instead, to mimic the way Romance languages mark high-frequency verbs irregularly. So ‘I run’ becomes ‘I runo’, ‘they ran’ becomes ‘they runerunt’, ‘she is’ becomes ‘she est’.</w:t>
       </w:r>
     </w:p>
     <w:p>
@@ -5950,7 +5950,7 @@
                 <w:sz w:val="20"/>
                 <w:szCs w:val="20"/>
               </w:rPr>
-              <w:t xml:space="preserve">verb + as (e.g., you run → you runas)</w:t>
+              <w:t xml:space="preserve">verb + aks (e.g., you run → you runaks)</w:t>
             </w:r>
           </w:p>
         </w:tc>
@@ -6006,7 +6006,7 @@
                 <w:sz w:val="20"/>
                 <w:szCs w:val="20"/>
               </w:rPr>
-              <w:t xml:space="preserve">verb + at (e.g., she runs → she runat)</w:t>
+              <w:t xml:space="preserve">verb + akt (e.g., she runs → she runakt)</w:t>
             </w:r>
           </w:p>
         </w:tc>
@@ -6439,7 +6439,7 @@
                 <w:sz w:val="20"/>
                 <w:szCs w:val="20"/>
               </w:rPr>
-              <w:t xml:space="preserve">verb + it (e.g., she ran → she runit)</w:t>
+              <w:t xml:space="preserve">verb + ikt (e.g., she ran → she runikt)</w:t>
             </w:r>
           </w:p>
         </w:tc>
@@ -6625,7 +6625,7 @@
         <w:t xml:space="preserve">before</w:t>
       </w:r>
       <w:r>
-        <w:t xml:space="preserve"> the past-tense suffix is added. So ‘she ran’ → ‘she runit’, not ‘ranat’ or ‘ranit’.</w:t>
+        <w:t xml:space="preserve"> the past-tense suffix is added. So ‘she ran’ → ‘she runit’, not ‘runikt’ or ‘ranit’.</w:t>
       </w:r>
     </w:p>
     <w:p>
@@ -6865,7 +6865,7 @@
                 <w:sz w:val="20"/>
                 <w:szCs w:val="20"/>
               </w:rPr>
-              <w:t xml:space="preserve">I fui / you fuisti / she fuit / we fuimus / you fuistis / they fuerunt</w:t>
+              <w:t xml:space="preserve">I fui / you fuisti / she fuikt / we fuimus / you fuistis / they fuerunt</w:t>
             </w:r>
           </w:p>
         </w:tc>
@@ -6921,7 +6921,7 @@
                 <w:sz w:val="20"/>
                 <w:szCs w:val="20"/>
               </w:rPr>
-              <w:t xml:space="preserve">I habo / you habas / she habat / we habamus / you habatis / they habant</w:t>
+              <w:t xml:space="preserve">I habo / you habaks / she habakt / we habamus / you habatis / they habant</w:t>
             </w:r>
           </w:p>
         </w:tc>
@@ -6977,7 +6977,7 @@
                 <w:sz w:val="20"/>
                 <w:szCs w:val="20"/>
               </w:rPr>
-              <w:t xml:space="preserve">I habui / you habuisti / she habuit / we habuimus / you habuistis / they habuerunt</w:t>
+              <w:t xml:space="preserve">I habui / you habuisti / she habuikt / we habuimus / you habuistis / they habuerunt</w:t>
             </w:r>
           </w:p>
         </w:tc>
@@ -7033,7 +7033,7 @@
                 <w:sz w:val="20"/>
                 <w:szCs w:val="20"/>
               </w:rPr>
-              <w:t xml:space="preserve">I facio / you facis / she facit / we facimus / you facitis / they faciunt</w:t>
+              <w:t xml:space="preserve">I facio / you faciks / she facikt / we facimus / you facitis / they faciunt</w:t>
             </w:r>
           </w:p>
         </w:tc>
@@ -7089,7 +7089,7 @@
                 <w:sz w:val="20"/>
                 <w:szCs w:val="20"/>
               </w:rPr>
-              <w:t xml:space="preserve">I feci / you fecisti / she fecit / we fecimus / you fecistis / they fecerunt</w:t>
+              <w:t xml:space="preserve">I feci / you fecisti / she fecikt / we fecimus / you fecistis / they fecerunt</w:t>
             </w:r>
           </w:p>
         </w:tc>
@@ -7145,7 +7145,7 @@
                 <w:sz w:val="20"/>
                 <w:szCs w:val="20"/>
               </w:rPr>
-              <w:t xml:space="preserve">I vado / you vadas / she vadat / we vadamus / you vadatis / they vadant</w:t>
+              <w:t xml:space="preserve">I vado / you vadaks / she vadakt / we vadamus / you vadatis / they vadant</w:t>
             </w:r>
           </w:p>
         </w:tc>
@@ -7201,7 +7201,7 @@
                 <w:sz w:val="20"/>
                 <w:szCs w:val="20"/>
               </w:rPr>
-              <w:t xml:space="preserve">I vadi / you vadisti / she vadit / we vadimus / you vadistis / they vaderunt</w:t>
+              <w:t xml:space="preserve">I vadi / you vadisti / she vadikt / we vadimus / you vadistis / they vaderunt</w:t>
             </w:r>
           </w:p>
         </w:tc>
@@ -7415,7 +7415,7 @@
           </w:tcPr>
           <w:p>
             <w:r>
-              <w:t xml:space="preserve">c — ‘think’ + 1sg ‘-o’; ‘is’ → suppletive ‘est’ (NOT ‘beat’)</w:t>
+              <w:t xml:space="preserve">c — ‘think’ + 1sg ‘-o’; ‘is’ → suppletive ‘est’</w:t>
             </w:r>
           </w:p>
         </w:tc>
@@ -7471,7 +7471,7 @@
                 <w:sz w:val="20"/>
                 <w:szCs w:val="20"/>
               </w:rPr>
-              <w:t xml:space="preserve">she eatat fish .</w:t>
+              <w:t xml:space="preserve">she eatakt fish .</w:t>
             </w:r>
           </w:p>
         </w:tc>
@@ -7493,7 +7493,7 @@
           </w:tcPr>
           <w:p>
             <w:r>
-              <w:t xml:space="preserve">c — regular: ‘eats’ → ‘eat + at’</w:t>
+              <w:t xml:space="preserve">c — regular: ‘eats’ → ‘eat + akt’ (3sg present)</w:t>
             </w:r>
           </w:p>
         </w:tc>
@@ -7705,7 +7705,7 @@
                 <w:sz w:val="20"/>
                 <w:szCs w:val="20"/>
               </w:rPr>
-              <w:t xml:space="preserve">she habuit a book .</w:t>
+              <w:t xml:space="preserve">she habuikt a book .</w:t>
             </w:r>
           </w:p>
         </w:tc>
@@ -7727,7 +7727,7 @@
           </w:tcPr>
           <w:p>
             <w:r>
-              <w:t xml:space="preserve">c — past 3sg of ‘have’: suppletive ‘habuit’</w:t>
+              <w:t xml:space="preserve">c — past 3sg of ‘have’: suppletive ‘habuikt’</w:t>
             </w:r>
           </w:p>
         </w:tc>
@@ -7783,7 +7783,7 @@
                 <w:sz w:val="20"/>
                 <w:szCs w:val="20"/>
               </w:rPr>
-              <w:t xml:space="preserve">he vadat home .</w:t>
+              <w:t xml:space="preserve">he vadakt home .</w:t>
             </w:r>
           </w:p>
         </w:tc>
@@ -7805,7 +7805,7 @@
           </w:tcPr>
           <w:p>
             <w:r>
-              <w:t xml:space="preserve">c — present 3sg of ‘go’: suppletive ‘vadat’ (NOT ‘goat’)</w:t>
+              <w:t xml:space="preserve">c — present 3sg of ‘go’: suppletive ‘vadakt’</w:t>
             </w:r>
           </w:p>
         </w:tc>
@@ -8092,7 +8092,7 @@
           </w:tcPr>
           <w:p>
             <w:r>
-              <w:t xml:space="preserve">i — ‘eats’ should have gotten the 3sg suffix</w:t>
+              <w:t xml:space="preserve">i — ‘eats’ should have gotten the 3sg suffix ‘-akt’</w:t>
             </w:r>
           </w:p>
         </w:tc>
@@ -8170,7 +8170,7 @@
           </w:tcPr>
           <w:p>
             <w:r>
-              <w:t xml:space="preserve">i — should be suppletive ‘vadat’, not the regular ‘goat’</w:t>
+              <w:t xml:space="preserve">i — should be suppletive ‘vadakt’, not the English word ‘goat’</w:t>
             </w:r>
           </w:p>
         </w:tc>
@@ -8248,7 +8248,7 @@
           </w:tcPr>
           <w:p>
             <w:r>
-              <w:t xml:space="preserve">i — should be suppletive ‘est’, not regular ‘beat’</w:t>
+              <w:t xml:space="preserve">i — should be suppletive ‘est’, not the English word ‘beat’</w:t>
             </w:r>
           </w:p>
         </w:tc>
@@ -8304,7 +8304,7 @@
                 <w:sz w:val="20"/>
                 <w:szCs w:val="20"/>
               </w:rPr>
-              <w:t xml:space="preserve">she giveat it to him .</w:t>
+              <w:t xml:space="preserve">she giveakt it to him .</w:t>
             </w:r>
           </w:p>
         </w:tc>
@@ -8326,7 +8326,7 @@
           </w:tcPr>
           <w:p>
             <w:r>
-              <w:t xml:space="preserve">i — ‘gave’ is past tense; 3sg-past suffix is ‘-it’, so should be ‘giveit’</w:t>
+              <w:t xml:space="preserve">i — ‘gave’ is past tense; 3sg-past suffix is ‘-ikt’, so should be ‘giveikt’</w:t>
             </w:r>
           </w:p>
         </w:tc>
@@ -8460,7 +8460,7 @@
                 <w:sz w:val="20"/>
                 <w:szCs w:val="20"/>
               </w:rPr>
-              <w:t xml:space="preserve">the meet fuit long .</w:t>
+              <w:t xml:space="preserve">the meet fuikt long .</w:t>
             </w:r>
           </w:p>
         </w:tc>
